--- a/docs/cyberpunk_paper/thai_paper.docx
+++ b/docs/cyberpunk_paper/thai_paper.docx
@@ -46,7 +46,6 @@
       </w:pPr>
       <w:r>
         <w:rPr>
-          <w:rFonts w:hint="cs"/>
           <w:b/>
           <w:bCs/>
           <w:cs/>
@@ -83,7 +82,6 @@
       </w:r>
       <w:r>
         <w:rPr>
-          <w:rFonts w:hint="cs"/>
           <w:b/>
           <w:bCs/>
           <w:cs/>
@@ -192,15 +190,15 @@
         <w:rPr>
           <w:b/>
           <w:bCs/>
-          <w:cs/>
-        </w:rPr>
+        </w:rPr>
+        <w:instrText xml:space="preserve"> \* MERGEFORMAT </w:instrText>
       </w:r>
       <w:r>
         <w:rPr>
           <w:b/>
           <w:bCs/>
-        </w:rPr>
-        <w:instrText xml:space="preserve"> \* MERGEFORMAT </w:instrText>
+          <w:cs/>
+        </w:rPr>
       </w:r>
       <w:r>
         <w:rPr>
@@ -231,7 +229,6 @@
       </w:r>
       <w:r>
         <w:rPr>
-          <w:rFonts w:hint="cs"/>
           <w:b/>
           <w:bCs/>
           <w:cs/>
@@ -240,20 +237,11 @@
       </w:r>
       <w:r>
         <w:rPr>
-          <w:rFonts w:hint="cs"/>
           <w:b/>
           <w:bCs/>
           <w:cs/>
         </w:rPr>
-        <w:t xml:space="preserve">และ </w:t>
-      </w:r>
-      <w:r>
-        <w:rPr>
-          <w:b/>
-          <w:bCs/>
-          <w:cs/>
-        </w:rPr>
-        <w:t xml:space="preserve">ผศ.ดร. </w:t>
+        <w:t xml:space="preserve">และ ผศ.ดร. </w:t>
       </w:r>
       <w:proofErr w:type="spellStart"/>
       <w:r>
@@ -344,7 +332,6 @@
         <w:ind w:firstLine="0"/>
         <w:jc w:val="left"/>
         <w:rPr>
-          <w:rFonts w:hint="cs"/>
           <w:b/>
           <w:bCs/>
           <w:sz w:val="32"/>
@@ -359,7 +346,6 @@
         <w:ind w:firstLine="0"/>
         <w:jc w:val="left"/>
         <w:rPr>
-          <w:rFonts w:hint="cs"/>
           <w:b/>
           <w:bCs/>
           <w:sz w:val="32"/>
@@ -369,7 +355,6 @@
       </w:pPr>
       <w:r>
         <w:rPr>
-          <w:rFonts w:hint="cs"/>
           <w:b/>
           <w:bCs/>
           <w:sz w:val="32"/>
@@ -610,9 +595,6 @@
     <w:p>
       <w:pPr>
         <w:spacing w:after="240"/>
-        <w:rPr>
-          <w:rFonts w:hint="cs"/>
-        </w:rPr>
       </w:pPr>
     </w:p>
     <w:p>
@@ -1510,6 +1492,774 @@
       </w:r>
     </w:p>
     <w:p>
+      <w:r>
+        <w:rPr>
+          <w:cs/>
+        </w:rPr>
+        <w:t xml:space="preserve">จากชั้นการวัดได้ค่าระดับคลิป </w:t>
+      </w:r>
+      <w:r>
+        <w:t>45</w:t>
+      </w:r>
+      <w:r>
+        <w:rPr>
+          <w:cs/>
+        </w:rPr>
+        <w:t xml:space="preserve"> ค่า แบ่งเป็นเสียงและข้อความ </w:t>
+      </w:r>
+      <w:r>
+        <w:t>17</w:t>
+      </w:r>
+      <w:r>
+        <w:rPr>
+          <w:cs/>
+        </w:rPr>
+        <w:t xml:space="preserve"> ค่า และภาพ </w:t>
+      </w:r>
+      <w:r>
+        <w:t>28</w:t>
+      </w:r>
+      <w:r>
+        <w:rPr>
+          <w:cs/>
+        </w:rPr>
+        <w:t xml:space="preserve"> ค่า ดังตารางที่ </w:t>
+      </w:r>
+      <w:r>
+        <w:t>1</w:t>
+      </w:r>
+      <w:r>
+        <w:rPr>
+          <w:cs/>
+        </w:rPr>
+        <w:t xml:space="preserve"> ค่าของผู้เข้าร่วมแต่ละคนคือค่าเฉลี่ยของคำตอบทั้งสองข้อ ค่าที่สะท้อนคุณภาพการตรวจจับมากกว่าพฤติกรรม เช่น จำนวนเฟรมที่ใช้ได้ ถูกตัดออก และไม่ใช้ระดับเสียงเฉลี่ยเพราะ</w:t>
+      </w:r>
+      <w:r>
+        <w:rPr>
+          <w:cs/>
+        </w:rPr>
+        <w:t xml:space="preserve">สะท้อนเพศของผู้พูดเป็นหลัก ค่าความยาว </w:t>
+      </w:r>
+      <w:r>
+        <w:t>3</w:t>
+      </w:r>
+      <w:r>
+        <w:rPr>
+          <w:cs/>
+        </w:rPr>
+        <w:t xml:space="preserve"> ค่ารวมอยู่ในกลุ่มเสียงและข้อความด้วย ผลต่างระหว่าง </w:t>
+      </w:r>
+      <w:r>
+        <w:t>M2</w:t>
+      </w:r>
+      <w:r>
+        <w:rPr>
+          <w:cs/>
+        </w:rPr>
+        <w:t xml:space="preserve"> กับ </w:t>
+      </w:r>
+      <w:r>
+        <w:t>M0</w:t>
+      </w:r>
+      <w:r>
+        <w:rPr>
+          <w:cs/>
+        </w:rPr>
+        <w:t xml:space="preserve"> จึงบอกว่าค่าอื่นช่วยเพิ่มจากความยาวได้แค่ไหน ค่าคำฟุ่มเฟือยใช้ได้กับ </w:t>
+      </w:r>
+      <w:r>
+        <w:t xml:space="preserve">AVI </w:t>
+      </w:r>
+      <w:r>
+        <w:rPr>
+          <w:cs/>
+        </w:rPr>
+        <w:t xml:space="preserve">แต่ในคลิปใหม่ </w:t>
+      </w:r>
+      <w:r>
+        <w:t xml:space="preserve">Whisper </w:t>
+      </w:r>
+      <w:r>
+        <w:rPr>
+          <w:cs/>
+        </w:rPr>
+        <w:t>มักตัดคำฟุ่มเฟือยทิ้ง แอปจึงไม่ใช้ค่านี้ให้คำแนะนำ</w:t>
+      </w:r>
+    </w:p>
+    <w:p>
+      <w:r>
+        <w:rPr>
+          <w:cs/>
+        </w:rPr>
+        <w:t xml:space="preserve">ตารางที่ </w:t>
+      </w:r>
+      <w:r>
+        <w:t>1</w:t>
+      </w:r>
+      <w:r>
+        <w:rPr>
+          <w:cs/>
+        </w:rPr>
+        <w:t xml:space="preserve"> ค่าที่ใช้ใน </w:t>
+      </w:r>
+      <w:r>
+        <w:t>M2</w:t>
+      </w:r>
+      <w:r>
+        <w:rPr>
+          <w:cs/>
+        </w:rPr>
+        <w:t xml:space="preserve"> แยกตามกลุ่ม</w:t>
+      </w:r>
+    </w:p>
+    <w:tbl>
+      <w:tblPr>
+        <w:tblStyle w:val="TableGrid"/>
+        <w:tblW w:w="4989" w:type="pct"/>
+        <w:tblLook w:val="04A0" w:firstRow="1" w:lastRow="0" w:firstColumn="1" w:lastColumn="0" w:noHBand="0" w:noVBand="1"/>
+      </w:tblPr>
+      <w:tblGrid>
+        <w:gridCol w:w="1271"/>
+        <w:gridCol w:w="2410"/>
+        <w:gridCol w:w="672"/>
+      </w:tblGrid>
+      <w:tr>
+        <w:tc>
+          <w:tcPr>
+            <w:tcW w:w="1460" w:type="pct"/>
+          </w:tcPr>
+          <w:p>
+            <w:pPr>
+              <w:ind w:firstLine="0"/>
+              <w:rPr>
+                <w:sz w:val="24"/>
+                <w:szCs w:val="24"/>
+              </w:rPr>
+            </w:pPr>
+            <w:r>
+              <w:rPr>
+                <w:sz w:val="24"/>
+                <w:szCs w:val="24"/>
+                <w:cs/>
+              </w:rPr>
+              <w:t>กลุ่ม</w:t>
+            </w:r>
+          </w:p>
+        </w:tc>
+        <w:tc>
+          <w:tcPr>
+            <w:tcW w:w="2768" w:type="pct"/>
+          </w:tcPr>
+          <w:p>
+            <w:pPr>
+              <w:ind w:firstLine="0"/>
+              <w:rPr>
+                <w:sz w:val="24"/>
+                <w:szCs w:val="24"/>
+              </w:rPr>
+            </w:pPr>
+            <w:r>
+              <w:rPr>
+                <w:sz w:val="24"/>
+                <w:szCs w:val="24"/>
+                <w:cs/>
+              </w:rPr>
+              <w:t>ค่าที่วัด</w:t>
+            </w:r>
+          </w:p>
+        </w:tc>
+        <w:tc>
+          <w:tcPr>
+            <w:tcW w:w="772" w:type="pct"/>
+          </w:tcPr>
+          <w:p>
+            <w:pPr>
+              <w:ind w:firstLine="0"/>
+              <w:rPr>
+                <w:sz w:val="24"/>
+                <w:szCs w:val="24"/>
+              </w:rPr>
+            </w:pPr>
+            <w:r>
+              <w:rPr>
+                <w:sz w:val="24"/>
+                <w:szCs w:val="24"/>
+                <w:cs/>
+              </w:rPr>
+              <w:t>จำนวน</w:t>
+            </w:r>
+          </w:p>
+        </w:tc>
+      </w:tr>
+      <w:tr>
+        <w:tc>
+          <w:tcPr>
+            <w:tcW w:w="1460" w:type="pct"/>
+          </w:tcPr>
+          <w:p>
+            <w:pPr>
+              <w:ind w:firstLine="0"/>
+              <w:jc w:val="left"/>
+              <w:rPr>
+                <w:sz w:val="24"/>
+                <w:szCs w:val="24"/>
+              </w:rPr>
+            </w:pPr>
+            <w:r>
+              <w:rPr>
+                <w:sz w:val="24"/>
+                <w:szCs w:val="24"/>
+                <w:cs/>
+              </w:rPr>
+              <w:t>ความยาว</w:t>
+            </w:r>
+          </w:p>
+        </w:tc>
+        <w:tc>
+          <w:tcPr>
+            <w:tcW w:w="2768" w:type="pct"/>
+          </w:tcPr>
+          <w:p>
+            <w:pPr>
+              <w:ind w:firstLine="0"/>
+              <w:rPr>
+                <w:sz w:val="24"/>
+                <w:szCs w:val="24"/>
+              </w:rPr>
+            </w:pPr>
+            <w:r>
+              <w:rPr>
+                <w:sz w:val="24"/>
+                <w:szCs w:val="24"/>
+                <w:cs/>
+              </w:rPr>
+              <w:t>ระยะเวลาคลิป จำนวนคำ เวลาที่พูดจริง</w:t>
+            </w:r>
+          </w:p>
+        </w:tc>
+        <w:tc>
+          <w:tcPr>
+            <w:tcW w:w="772" w:type="pct"/>
+          </w:tcPr>
+          <w:p>
+            <w:pPr>
+              <w:ind w:firstLine="0"/>
+              <w:jc w:val="center"/>
+              <w:rPr>
+                <w:sz w:val="24"/>
+                <w:szCs w:val="24"/>
+              </w:rPr>
+            </w:pPr>
+            <w:r>
+              <w:rPr>
+                <w:sz w:val="24"/>
+                <w:szCs w:val="24"/>
+              </w:rPr>
+              <w:t>3</w:t>
+            </w:r>
+          </w:p>
+        </w:tc>
+      </w:tr>
+      <w:tr>
+        <w:tc>
+          <w:tcPr>
+            <w:tcW w:w="1460" w:type="pct"/>
+          </w:tcPr>
+          <w:p>
+            <w:pPr>
+              <w:ind w:firstLine="0"/>
+              <w:jc w:val="left"/>
+              <w:rPr>
+                <w:sz w:val="24"/>
+                <w:szCs w:val="24"/>
+              </w:rPr>
+            </w:pPr>
+            <w:r>
+              <w:rPr>
+                <w:sz w:val="24"/>
+                <w:szCs w:val="24"/>
+                <w:cs/>
+              </w:rPr>
+              <w:t>จังหวะการพูด</w:t>
+            </w:r>
+          </w:p>
+        </w:tc>
+        <w:tc>
+          <w:tcPr>
+            <w:tcW w:w="2768" w:type="pct"/>
+          </w:tcPr>
+          <w:p>
+            <w:pPr>
+              <w:ind w:firstLine="0"/>
+              <w:rPr>
+                <w:sz w:val="24"/>
+                <w:szCs w:val="24"/>
+              </w:rPr>
+            </w:pPr>
+            <w:r>
+              <w:rPr>
+                <w:sz w:val="24"/>
+                <w:szCs w:val="24"/>
+                <w:cs/>
+              </w:rPr>
+              <w:t>ความเร็วพูด ความเร็วเปล่งเสียง จำนวน ค่าเฉลี่ย ค่าสูงสุด และผลรวมของการหยุด การหยุดนาน</w:t>
+            </w:r>
+          </w:p>
+        </w:tc>
+        <w:tc>
+          <w:tcPr>
+            <w:tcW w:w="772" w:type="pct"/>
+          </w:tcPr>
+          <w:p>
+            <w:pPr>
+              <w:ind w:firstLine="0"/>
+              <w:jc w:val="center"/>
+              <w:rPr>
+                <w:sz w:val="24"/>
+                <w:szCs w:val="24"/>
+              </w:rPr>
+            </w:pPr>
+            <w:r>
+              <w:rPr>
+                <w:sz w:val="24"/>
+                <w:szCs w:val="24"/>
+              </w:rPr>
+              <w:t>7</w:t>
+            </w:r>
+          </w:p>
+        </w:tc>
+      </w:tr>
+      <w:tr>
+        <w:tc>
+          <w:tcPr>
+            <w:tcW w:w="1460" w:type="pct"/>
+          </w:tcPr>
+          <w:p>
+            <w:pPr>
+              <w:ind w:firstLine="0"/>
+              <w:jc w:val="left"/>
+              <w:rPr>
+                <w:sz w:val="24"/>
+                <w:szCs w:val="24"/>
+              </w:rPr>
+            </w:pPr>
+            <w:r>
+              <w:rPr>
+                <w:sz w:val="24"/>
+                <w:szCs w:val="24"/>
+                <w:cs/>
+              </w:rPr>
+              <w:t>คำฟุ่มเฟือย</w:t>
+            </w:r>
+          </w:p>
+        </w:tc>
+        <w:tc>
+          <w:tcPr>
+            <w:tcW w:w="2768" w:type="pct"/>
+          </w:tcPr>
+          <w:p>
+            <w:pPr>
+              <w:ind w:firstLine="0"/>
+              <w:rPr>
+                <w:sz w:val="24"/>
+                <w:szCs w:val="24"/>
+              </w:rPr>
+            </w:pPr>
+            <w:r>
+              <w:rPr>
+                <w:sz w:val="24"/>
+                <w:szCs w:val="24"/>
+                <w:cs/>
+              </w:rPr>
+              <w:t>จำนวนและสัดส่วนคำฟุ่มเฟือยที่ถอดเสียงได้</w:t>
+            </w:r>
+          </w:p>
+        </w:tc>
+        <w:tc>
+          <w:tcPr>
+            <w:tcW w:w="772" w:type="pct"/>
+          </w:tcPr>
+          <w:p>
+            <w:pPr>
+              <w:ind w:firstLine="0"/>
+              <w:jc w:val="center"/>
+              <w:rPr>
+                <w:sz w:val="24"/>
+                <w:szCs w:val="24"/>
+              </w:rPr>
+            </w:pPr>
+            <w:r>
+              <w:rPr>
+                <w:sz w:val="24"/>
+                <w:szCs w:val="24"/>
+              </w:rPr>
+              <w:t>2</w:t>
+            </w:r>
+          </w:p>
+        </w:tc>
+      </w:tr>
+      <w:tr>
+        <w:tc>
+          <w:tcPr>
+            <w:tcW w:w="1460" w:type="pct"/>
+          </w:tcPr>
+          <w:p>
+            <w:pPr>
+              <w:ind w:firstLine="0"/>
+              <w:jc w:val="left"/>
+              <w:rPr>
+                <w:sz w:val="24"/>
+                <w:szCs w:val="24"/>
+              </w:rPr>
+            </w:pPr>
+            <w:r>
+              <w:rPr>
+                <w:sz w:val="24"/>
+                <w:szCs w:val="24"/>
+                <w:cs/>
+              </w:rPr>
+              <w:t>น้ำเสียง</w:t>
+            </w:r>
+          </w:p>
+        </w:tc>
+        <w:tc>
+          <w:tcPr>
+            <w:tcW w:w="2768" w:type="pct"/>
+          </w:tcPr>
+          <w:p>
+            <w:pPr>
+              <w:ind w:firstLine="0"/>
+              <w:rPr>
+                <w:sz w:val="24"/>
+                <w:szCs w:val="24"/>
+              </w:rPr>
+            </w:pPr>
+            <w:r>
+              <w:rPr>
+                <w:sz w:val="24"/>
+                <w:szCs w:val="24"/>
+                <w:cs/>
+              </w:rPr>
+              <w:t xml:space="preserve">ความแปรผันของระดับเสียง ความดัง </w:t>
+            </w:r>
+            <w:r>
+              <w:rPr>
+                <w:sz w:val="24"/>
+                <w:szCs w:val="24"/>
+              </w:rPr>
+              <w:t xml:space="preserve">jitter HNR </w:t>
+            </w:r>
+            <w:r>
+              <w:rPr>
+                <w:sz w:val="24"/>
+                <w:szCs w:val="24"/>
+                <w:cs/>
+              </w:rPr>
+              <w:t>สัดส่วนความเงียบ</w:t>
+            </w:r>
+          </w:p>
+        </w:tc>
+        <w:tc>
+          <w:tcPr>
+            <w:tcW w:w="772" w:type="pct"/>
+          </w:tcPr>
+          <w:p>
+            <w:pPr>
+              <w:ind w:firstLine="0"/>
+              <w:jc w:val="center"/>
+              <w:rPr>
+                <w:sz w:val="24"/>
+                <w:szCs w:val="24"/>
+              </w:rPr>
+            </w:pPr>
+            <w:r>
+              <w:rPr>
+                <w:sz w:val="24"/>
+                <w:szCs w:val="24"/>
+              </w:rPr>
+              <w:t>5</w:t>
+            </w:r>
+          </w:p>
+        </w:tc>
+      </w:tr>
+      <w:tr>
+        <w:tc>
+          <w:tcPr>
+            <w:tcW w:w="1460" w:type="pct"/>
+          </w:tcPr>
+          <w:p>
+            <w:pPr>
+              <w:ind w:firstLine="0"/>
+              <w:jc w:val="left"/>
+              <w:rPr>
+                <w:sz w:val="24"/>
+                <w:szCs w:val="24"/>
+              </w:rPr>
+            </w:pPr>
+            <w:r>
+              <w:rPr>
+                <w:sz w:val="24"/>
+                <w:szCs w:val="24"/>
+                <w:cs/>
+              </w:rPr>
+              <w:t>การมอง</w:t>
+            </w:r>
+          </w:p>
+        </w:tc>
+        <w:tc>
+          <w:tcPr>
+            <w:tcW w:w="2768" w:type="pct"/>
+          </w:tcPr>
+          <w:p>
+            <w:pPr>
+              <w:ind w:firstLine="0"/>
+              <w:rPr>
+                <w:sz w:val="24"/>
+                <w:szCs w:val="24"/>
+              </w:rPr>
+            </w:pPr>
+            <w:r>
+              <w:rPr>
+                <w:sz w:val="24"/>
+                <w:szCs w:val="24"/>
+                <w:cs/>
+              </w:rPr>
+              <w:t>สัดส่วนการมองกล้อง ตำแหน่งและความนิ่งของม่านตา สัดส่วนที่ไม่พบใบหน้า</w:t>
+            </w:r>
+          </w:p>
+        </w:tc>
+        <w:tc>
+          <w:tcPr>
+            <w:tcW w:w="772" w:type="pct"/>
+          </w:tcPr>
+          <w:p>
+            <w:pPr>
+              <w:ind w:firstLine="0"/>
+              <w:jc w:val="center"/>
+              <w:rPr>
+                <w:sz w:val="24"/>
+                <w:szCs w:val="24"/>
+              </w:rPr>
+            </w:pPr>
+            <w:r>
+              <w:rPr>
+                <w:sz w:val="24"/>
+                <w:szCs w:val="24"/>
+              </w:rPr>
+              <w:t>6</w:t>
+            </w:r>
+          </w:p>
+        </w:tc>
+      </w:tr>
+      <w:tr>
+        <w:tc>
+          <w:tcPr>
+            <w:tcW w:w="1460" w:type="pct"/>
+          </w:tcPr>
+          <w:p>
+            <w:pPr>
+              <w:ind w:firstLine="0"/>
+              <w:jc w:val="left"/>
+              <w:rPr>
+                <w:sz w:val="24"/>
+                <w:szCs w:val="24"/>
+              </w:rPr>
+            </w:pPr>
+            <w:r>
+              <w:rPr>
+                <w:sz w:val="24"/>
+                <w:szCs w:val="24"/>
+                <w:cs/>
+              </w:rPr>
+              <w:t>ศีรษะ</w:t>
+            </w:r>
+          </w:p>
+        </w:tc>
+        <w:tc>
+          <w:tcPr>
+            <w:tcW w:w="2768" w:type="pct"/>
+          </w:tcPr>
+          <w:p>
+            <w:pPr>
+              <w:ind w:firstLine="0"/>
+              <w:rPr>
+                <w:sz w:val="24"/>
+                <w:szCs w:val="24"/>
+              </w:rPr>
+            </w:pPr>
+            <w:r>
+              <w:rPr>
+                <w:sz w:val="24"/>
+                <w:szCs w:val="24"/>
+                <w:cs/>
+              </w:rPr>
+              <w:t>มุมก้ม-เงย หัน และเอียง (ค่าเฉลี่ย ส่วนเบี่ยงเบน ช่วง)</w:t>
+            </w:r>
+          </w:p>
+        </w:tc>
+        <w:tc>
+          <w:tcPr>
+            <w:tcW w:w="772" w:type="pct"/>
+          </w:tcPr>
+          <w:p>
+            <w:pPr>
+              <w:ind w:firstLine="0"/>
+              <w:jc w:val="center"/>
+              <w:rPr>
+                <w:sz w:val="24"/>
+                <w:szCs w:val="24"/>
+              </w:rPr>
+            </w:pPr>
+            <w:r>
+              <w:rPr>
+                <w:sz w:val="24"/>
+                <w:szCs w:val="24"/>
+              </w:rPr>
+              <w:t>8</w:t>
+            </w:r>
+          </w:p>
+        </w:tc>
+      </w:tr>
+      <w:tr>
+        <w:tc>
+          <w:tcPr>
+            <w:tcW w:w="1460" w:type="pct"/>
+          </w:tcPr>
+          <w:p>
+            <w:pPr>
+              <w:ind w:firstLine="0"/>
+              <w:jc w:val="left"/>
+              <w:rPr>
+                <w:sz w:val="24"/>
+                <w:szCs w:val="24"/>
+              </w:rPr>
+            </w:pPr>
+            <w:r>
+              <w:rPr>
+                <w:sz w:val="24"/>
+                <w:szCs w:val="24"/>
+                <w:cs/>
+              </w:rPr>
+              <w:t>มือ</w:t>
+            </w:r>
+          </w:p>
+        </w:tc>
+        <w:tc>
+          <w:tcPr>
+            <w:tcW w:w="2768" w:type="pct"/>
+          </w:tcPr>
+          <w:p>
+            <w:pPr>
+              <w:ind w:firstLine="0"/>
+              <w:rPr>
+                <w:sz w:val="24"/>
+                <w:szCs w:val="24"/>
+              </w:rPr>
+            </w:pPr>
+            <w:r>
+              <w:rPr>
+                <w:sz w:val="24"/>
+                <w:szCs w:val="24"/>
+                <w:cs/>
+              </w:rPr>
+              <w:t>สัดส่วนที่เห็นมือ ความเร็วและความกระตุกของการเคลื่อนไหว</w:t>
+            </w:r>
+          </w:p>
+        </w:tc>
+        <w:tc>
+          <w:tcPr>
+            <w:tcW w:w="772" w:type="pct"/>
+          </w:tcPr>
+          <w:p>
+            <w:pPr>
+              <w:ind w:firstLine="0"/>
+              <w:jc w:val="center"/>
+              <w:rPr>
+                <w:sz w:val="24"/>
+                <w:szCs w:val="24"/>
+              </w:rPr>
+            </w:pPr>
+            <w:r>
+              <w:rPr>
+                <w:sz w:val="24"/>
+                <w:szCs w:val="24"/>
+              </w:rPr>
+              <w:t>5</w:t>
+            </w:r>
+          </w:p>
+        </w:tc>
+      </w:tr>
+      <w:tr>
+        <w:tc>
+          <w:tcPr>
+            <w:tcW w:w="1460" w:type="pct"/>
+          </w:tcPr>
+          <w:p>
+            <w:pPr>
+              <w:ind w:firstLine="0"/>
+              <w:jc w:val="left"/>
+              <w:rPr>
+                <w:sz w:val="24"/>
+                <w:szCs w:val="24"/>
+              </w:rPr>
+            </w:pPr>
+            <w:r>
+              <w:rPr>
+                <w:sz w:val="24"/>
+                <w:szCs w:val="24"/>
+                <w:cs/>
+              </w:rPr>
+              <w:t>ใบหน้า</w:t>
+            </w:r>
+          </w:p>
+        </w:tc>
+        <w:tc>
+          <w:tcPr>
+            <w:tcW w:w="2768" w:type="pct"/>
+          </w:tcPr>
+          <w:p>
+            <w:pPr>
+              <w:ind w:firstLine="0"/>
+              <w:rPr>
+                <w:sz w:val="24"/>
+                <w:szCs w:val="24"/>
+              </w:rPr>
+            </w:pPr>
+            <w:r>
+              <w:rPr>
+                <w:sz w:val="24"/>
+                <w:szCs w:val="24"/>
+                <w:cs/>
+              </w:rPr>
+              <w:t>สัดส่วนการยิ้ม การเปิดปาก ความกว้างปาก คิ้ว ตา ความหลากหลายของสีหน้า</w:t>
+            </w:r>
+          </w:p>
+        </w:tc>
+        <w:tc>
+          <w:tcPr>
+            <w:tcW w:w="772" w:type="pct"/>
+          </w:tcPr>
+          <w:p>
+            <w:pPr>
+              <w:ind w:firstLine="0"/>
+              <w:jc w:val="center"/>
+              <w:rPr>
+                <w:sz w:val="24"/>
+                <w:szCs w:val="24"/>
+              </w:rPr>
+            </w:pPr>
+            <w:r>
+              <w:rPr>
+                <w:sz w:val="24"/>
+                <w:szCs w:val="24"/>
+              </w:rPr>
+              <w:t>9</w:t>
+            </w:r>
+          </w:p>
+        </w:tc>
+      </w:tr>
+    </w:tbl>
+    <w:p>
       <w:pPr>
         <w:pStyle w:val="Heading3"/>
       </w:pPr>
@@ -1558,7 +2308,13 @@
         <w:rPr>
           <w:cs/>
         </w:rPr>
-        <w:t>ภายใน) ต่างกันเพียงสิ่งที่ใช้ทำนาย ดังตารางที่ 1</w:t>
+        <w:t>ภายใน) ต่างกันเพียงสิ่งที่ใช้ทำนาย ดัง</w:t>
+      </w:r>
+      <w:r>
+        <w:rPr>
+          <w:cs/>
+        </w:rPr>
+        <w:t>ตารางที่ 2</w:t>
       </w:r>
     </w:p>
     <w:p>
@@ -1578,7 +2334,15 @@
           <w:szCs w:val="24"/>
           <w:cs/>
         </w:rPr>
-        <w:t>ตารางที่ 1 หกวิธีที่เปรียบเทียบ</w:t>
+        <w:t>ตารางที่ 2</w:t>
+      </w:r>
+      <w:r>
+        <w:rPr>
+          <w:sz w:val="24"/>
+          <w:szCs w:val="24"/>
+          <w:cs/>
+        </w:rPr>
+        <w:t xml:space="preserve"> หกวิธีที่เปรียบเทียบ</w:t>
       </w:r>
     </w:p>
     <w:tbl>
@@ -2087,6 +2851,7 @@
         <w:rPr>
           <w:cs/>
         </w:rPr>
+        <w:lastRenderedPageBreak/>
         <w:t>3.1.4 การประเมิน</w:t>
       </w:r>
     </w:p>
@@ -2209,7 +2974,6 @@
       <w:pPr>
         <w:pStyle w:val="Heading2"/>
         <w:rPr>
-          <w:rFonts w:hint="cs"/>
           <w:cs/>
         </w:rPr>
       </w:pPr>
@@ -2270,7 +3034,19 @@
         <w:rPr>
           <w:cs/>
         </w:rPr>
-        <w:t>1 ดังตารางที่ 2 และขั้นตอนการทำงานแสดงในรูปที่ 1</w:t>
+        <w:t>1 ดัง</w:t>
+      </w:r>
+      <w:r>
+        <w:rPr>
+          <w:cs/>
+        </w:rPr>
+        <w:t>ตารางที่ 3</w:t>
+      </w:r>
+      <w:r>
+        <w:rPr>
+          <w:cs/>
+        </w:rPr>
+        <w:t xml:space="preserve"> และขั้นตอนการทำงานแสดงในรูปที่ 1</w:t>
       </w:r>
     </w:p>
     <w:p>
@@ -2279,18 +3055,38 @@
         <w:spacing w:before="120" w:after="40"/>
         <w:ind w:firstLine="0"/>
         <w:jc w:val="center"/>
+        <w:rPr>
+          <w:sz w:val="24"/>
+          <w:szCs w:val="24"/>
+        </w:rPr>
       </w:pPr>
       <w:r>
         <w:rPr>
-          <w:cs/>
-        </w:rPr>
-        <w:t xml:space="preserve">ตารางที่ 2 หลักออกแบบที่มาจากผล </w:t>
-      </w:r>
-      <w:r>
+          <w:sz w:val="24"/>
+          <w:szCs w:val="24"/>
+          <w:cs/>
+        </w:rPr>
+        <w:t>ตารางที่ 3</w:t>
+      </w:r>
+      <w:r>
+        <w:rPr>
+          <w:sz w:val="24"/>
+          <w:szCs w:val="24"/>
+          <w:cs/>
+        </w:rPr>
+        <w:t xml:space="preserve"> หลักออกแบบที่มาจากผล </w:t>
+      </w:r>
+      <w:r>
+        <w:rPr>
+          <w:sz w:val="24"/>
+          <w:szCs w:val="24"/>
+        </w:rPr>
         <w:t>RQ</w:t>
       </w:r>
       <w:r>
         <w:rPr>
+          <w:sz w:val="24"/>
+          <w:szCs w:val="24"/>
           <w:cs/>
         </w:rPr>
         <w:t>1</w:t>
@@ -2686,18 +3482,17 @@
         <w:keepNext/>
         <w:spacing w:before="120"/>
         <w:ind w:firstLine="0"/>
-        <w:jc w:val="center"/>
+        <w:jc w:val="both"/>
       </w:pPr>
       <w:r>
         <w:rPr>
           <w:noProof/>
         </w:rPr>
-        <w:lastRenderedPageBreak/>
         <w:drawing>
-          <wp:inline distT="0" distB="0" distL="0" distR="0" wp14:anchorId="4E19A150" wp14:editId="06E65AF4">
-            <wp:extent cx="2772000" cy="3223330"/>
-            <wp:effectExtent l="0" t="0" r="9525" b="0"/>
-            <wp:docPr id="979443621" name="Picture 1"/>
+          <wp:inline distT="0" distB="0" distL="0" distR="0" wp14:anchorId="4D5A3EBA" wp14:editId="6B0628E8">
+            <wp:extent cx="2484000" cy="2888439"/>
+            <wp:effectExtent l="0" t="0" r="0" b="7620"/>
+            <wp:docPr id="603976359" name="Picture 3"/>
             <wp:cNvGraphicFramePr>
               <a:graphicFrameLocks xmlns:a="http://schemas.openxmlformats.org/drawingml/2006/main" noChangeAspect="1"/>
             </wp:cNvGraphicFramePr>
@@ -2705,7 +3500,7 @@
               <a:graphicData uri="http://schemas.openxmlformats.org/drawingml/2006/picture">
                 <pic:pic xmlns:pic="http://schemas.openxmlformats.org/drawingml/2006/picture">
                   <pic:nvPicPr>
-                    <pic:cNvPr id="979443621" name="Picture 979443621"/>
+                    <pic:cNvPr id="603976359" name="Picture 603976359"/>
                     <pic:cNvPicPr/>
                   </pic:nvPicPr>
                   <pic:blipFill>
@@ -2723,7 +3518,7 @@
                   <pic:spPr>
                     <a:xfrm>
                       <a:off x="0" y="0"/>
-                      <a:ext cx="2772000" cy="3223330"/>
+                      <a:ext cx="2484000" cy="2888439"/>
                     </a:xfrm>
                     <a:prstGeom prst="rect">
                       <a:avLst/>
@@ -2760,6 +3555,236 @@
       </w:r>
     </w:p>
     <w:p>
+      <w:r>
+        <w:rPr>
+          <w:cs/>
+        </w:rPr>
+        <w:t xml:space="preserve">ต้นแบบเป็นเว็บแอป </w:t>
+      </w:r>
+      <w:r>
+        <w:t>(</w:t>
+      </w:r>
+      <w:proofErr w:type="spellStart"/>
+      <w:r>
+        <w:t>FastAPI</w:t>
+      </w:r>
+      <w:proofErr w:type="spellEnd"/>
+      <w:r>
+        <w:t xml:space="preserve">, HTML </w:t>
+      </w:r>
+      <w:r>
+        <w:rPr>
+          <w:cs/>
+        </w:rPr>
+        <w:t xml:space="preserve">และ </w:t>
+      </w:r>
+      <w:r>
+        <w:t>JavaScript)</w:t>
+      </w:r>
+      <w:r>
+        <w:t xml:space="preserve"> </w:t>
+      </w:r>
+      <w:r>
+        <w:rPr>
+          <w:cs/>
+        </w:rPr>
+        <w:t xml:space="preserve">ที่ทำงานบนโน้ตบุ๊กของผู้ใช้ มี 4 โหมด </w:t>
+      </w:r>
+      <w:r>
+        <w:rPr>
+          <w:cs/>
+        </w:rPr>
+        <w:t xml:space="preserve">ได้แก่ ฝึกทีละคำถาม สัมภาษณ์ต่อเนื่องหลายคำถาม สร้างคำถามจาก </w:t>
+      </w:r>
+      <w:r>
+        <w:t xml:space="preserve">resume </w:t>
+      </w:r>
+      <w:r>
+        <w:rPr>
+          <w:cs/>
+        </w:rPr>
+        <w:t>และดูประวัติการฝึก</w:t>
+      </w:r>
+      <w:r>
+        <w:rPr>
+          <w:cs/>
+        </w:rPr>
+        <w:t xml:space="preserve"> ผู้ใช้เลือกภาษาไทยหรืออังกฤษและเลือกโค้ช อัดคำตอบผ่านกล้องใน</w:t>
+      </w:r>
+      <w:proofErr w:type="spellStart"/>
+      <w:r>
+        <w:rPr>
+          <w:cs/>
+        </w:rPr>
+        <w:t>เบ</w:t>
+      </w:r>
+      <w:proofErr w:type="spellEnd"/>
+      <w:r>
+        <w:rPr>
+          <w:cs/>
+        </w:rPr>
+        <w:t>ราว์เซอร์ แล้วได้รายงานที่เรียงข้อควรแก้ก่อน ตามด้วยจุดแข็ง เส้นเวลาของเหตุการณ์ และตัวอย่างคำตอบที่ปรับแล้ว โดยไม่มีคะแนนจ้างงาน (รูปที่ 2) โค้ชบนคลาว</w:t>
+      </w:r>
+      <w:proofErr w:type="spellStart"/>
+      <w:r>
+        <w:rPr>
+          <w:cs/>
+        </w:rPr>
+        <w:t>ด์</w:t>
+      </w:r>
+      <w:proofErr w:type="spellEnd"/>
+      <w:r>
+        <w:rPr>
+          <w:cs/>
+        </w:rPr>
+        <w:t xml:space="preserve">และการสร้างคำถามจาก </w:t>
+      </w:r>
+      <w:r>
+        <w:t xml:space="preserve">resume </w:t>
+      </w:r>
+      <w:r>
+        <w:rPr>
+          <w:cs/>
+        </w:rPr>
+        <w:t>ส่งเฉพาะข้อความ ไม่ส่งวิดีโอ และใช้ได้หลังผู้ใช้ติ๊กยินยอมเท่านั้น</w:t>
+      </w:r>
+    </w:p>
+    <w:p>
+      <w:r>
+        <w:rPr>
+          <w:cs/>
+        </w:rPr>
+        <w:t>ตัวอย่างบันทึกหลักฐานของคลิปหนึ่ง: [</w:t>
+      </w:r>
+      <w:r>
+        <w:t>S</w:t>
+      </w:r>
+      <w:r>
+        <w:rPr>
+          <w:cs/>
+        </w:rPr>
+        <w:t xml:space="preserve">2] ศีรษะหันซ้าย 56% ก้ม 40% ของเวลาที่วัดได้ </w:t>
+      </w:r>
+      <w:r>
+        <w:t>· [S</w:t>
+      </w:r>
+      <w:r>
+        <w:rPr>
+          <w:cs/>
+        </w:rPr>
+        <w:t>4] ยิ้ม 78% หน้านิ่ง 22%</w:t>
+      </w:r>
+      <w:r>
+        <w:t xml:space="preserve"> · [P</w:t>
+      </w:r>
+      <w:r>
+        <w:rPr>
+          <w:cs/>
+        </w:rPr>
+        <w:t xml:space="preserve">1] เงียบก่อนเริ่มพูด 0–1.1 วินาที </w:t>
+      </w:r>
+      <w:r>
+        <w:t>· [S</w:t>
+      </w:r>
+      <w:r>
+        <w:rPr>
+          <w:cs/>
+        </w:rPr>
+        <w:t>7] คำฟุ่มเฟือย: ไม่ได้วัด เพราะตัวถอดเสียงตัดทิ้ง</w:t>
+      </w:r>
+    </w:p>
+    <w:p>
+      <w:pPr>
+        <w:keepNext/>
+        <w:spacing w:before="120"/>
+        <w:ind w:firstLine="0"/>
+        <w:jc w:val="center"/>
+        <w:rPr>
+          <w:cs/>
+        </w:rPr>
+      </w:pPr>
+      <w:r>
+        <w:rPr>
+          <w:rFonts w:hint="cs"/>
+          <w:noProof/>
+        </w:rPr>
+        <w:drawing>
+          <wp:inline distT="0" distB="0" distL="0" distR="0" wp14:anchorId="6A46E8D5" wp14:editId="3DA4816E">
+            <wp:extent cx="2772000" cy="2834755"/>
+            <wp:effectExtent l="0" t="0" r="9525" b="3810"/>
+            <wp:docPr id="515481642" name="Picture 4"/>
+            <wp:cNvGraphicFramePr>
+              <a:graphicFrameLocks xmlns:a="http://schemas.openxmlformats.org/drawingml/2006/main" noChangeAspect="1"/>
+            </wp:cNvGraphicFramePr>
+            <a:graphic xmlns:a="http://schemas.openxmlformats.org/drawingml/2006/main">
+              <a:graphicData uri="http://schemas.openxmlformats.org/drawingml/2006/picture">
+                <pic:pic xmlns:pic="http://schemas.openxmlformats.org/drawingml/2006/picture">
+                  <pic:nvPicPr>
+                    <pic:cNvPr id="515481642" name="Picture 515481642"/>
+                    <pic:cNvPicPr/>
+                  </pic:nvPicPr>
+                  <pic:blipFill>
+                    <a:blip r:embed="rId9" cstate="print">
+                      <a:extLst>
+                        <a:ext uri="{28A0092B-C50C-407E-A947-70E740481C1C}">
+                          <a14:useLocalDpi xmlns:a14="http://schemas.microsoft.com/office/drawing/2010/main" val="0"/>
+                        </a:ext>
+                      </a:extLst>
+                    </a:blip>
+                    <a:stretch>
+                      <a:fillRect/>
+                    </a:stretch>
+                  </pic:blipFill>
+                  <pic:spPr>
+                    <a:xfrm>
+                      <a:off x="0" y="0"/>
+                      <a:ext cx="2772000" cy="2834755"/>
+                    </a:xfrm>
+                    <a:prstGeom prst="rect">
+                      <a:avLst/>
+                    </a:prstGeom>
+                  </pic:spPr>
+                </pic:pic>
+              </a:graphicData>
+            </a:graphic>
+          </wp:inline>
+        </w:drawing>
+      </w:r>
+    </w:p>
+    <w:p>
+      <w:pPr>
+        <w:spacing w:before="40" w:after="120"/>
+        <w:ind w:firstLine="0"/>
+        <w:jc w:val="center"/>
+        <w:rPr>
+          <w:i/>
+          <w:iCs/>
+          <w:sz w:val="24"/>
+          <w:szCs w:val="24"/>
+        </w:rPr>
+      </w:pPr>
+      <w:r>
+        <w:rPr>
+          <w:i/>
+          <w:iCs/>
+          <w:sz w:val="24"/>
+          <w:szCs w:val="24"/>
+          <w:cs/>
+        </w:rPr>
+        <w:t xml:space="preserve">รูปที่ 2 </w:t>
+      </w:r>
+      <w:r>
+        <w:rPr>
+          <w:i/>
+          <w:iCs/>
+          <w:sz w:val="24"/>
+          <w:szCs w:val="24"/>
+          <w:cs/>
+        </w:rPr>
+        <w:t>หน้าแรกของเว็บแอป (ส่วนเลือกโหมดและตั้งค่า)</w:t>
+      </w:r>
+    </w:p>
+    <w:p>
       <w:pPr>
         <w:pStyle w:val="Heading3"/>
       </w:pPr>
@@ -2898,6 +3923,7 @@
         <w:rPr>
           <w:cs/>
         </w:rPr>
+        <w:lastRenderedPageBreak/>
         <w:t>3.2.2 ตัวตรวจ</w:t>
       </w:r>
     </w:p>
@@ -2979,19 +4005,7 @@
         <w:rPr>
           <w:cs/>
         </w:rPr>
-        <w:t>2 การเตือนนับว่าตรงเมื่อชนิดพฤติกรรมตรงกันและช่วงเวลาซ้อนทับกัน (±2 วินาที)</w:t>
-      </w:r>
-      <w:r>
-        <w:rPr>
-          <w:cs/>
-        </w:rPr>
-        <w:t xml:space="preserve"> </w:t>
-      </w:r>
-      <w:r>
-        <w:rPr>
-          <w:cs/>
-        </w:rPr>
-        <w:t xml:space="preserve">สำหรับ </w:t>
+        <w:t xml:space="preserve">2 การเตือนนับว่าตรงเมื่อชนิดพฤติกรรมตรงกันและช่วงเวลาซ้อนทับกัน (±2 วินาที) สำหรับ </w:t>
       </w:r>
       <w:r>
         <w:t>RQ</w:t>
@@ -3003,6 +4017,1406 @@
         <w:t>3 วัดว่ารายงานของแต่ละโค้ชพูดถึงปัญหาที่จัดฉากกี่ข้อบน 24 คลิปที่ไม่ใช่คลิปควบคุม และนับข้อที่ตัวตรวจตัดทิ้ง</w:t>
       </w:r>
     </w:p>
+    <w:p>
+      <w:r>
+        <w:rPr>
+          <w:cs/>
+        </w:rPr>
+        <w:t xml:space="preserve">ผู้พูดทั้งสองใช้บทชุดเดียวกัน </w:t>
+      </w:r>
+      <w:r>
+        <w:t>14</w:t>
+      </w:r>
+      <w:r>
+        <w:rPr>
+          <w:cs/>
+        </w:rPr>
+        <w:t xml:space="preserve"> บท ดังตารางที่ </w:t>
+      </w:r>
+      <w:r>
+        <w:t>4</w:t>
+      </w:r>
+      <w:r>
+        <w:rPr>
+          <w:cs/>
+        </w:rPr>
+        <w:t xml:space="preserve"> คลิปที่ </w:t>
+      </w:r>
+      <w:r>
+        <w:t>1–7</w:t>
+      </w:r>
+      <w:r>
+        <w:rPr>
+          <w:cs/>
+        </w:rPr>
+        <w:t xml:space="preserve"> เป็นภาษาไทย และ </w:t>
+      </w:r>
+      <w:r>
+        <w:t>8–14</w:t>
+      </w:r>
+      <w:r>
+        <w:rPr>
+          <w:cs/>
+        </w:rPr>
+        <w:t xml:space="preserve"> เป็นภาษาอังกฤษ ปัญหาด้านเนื้อหาและคำฟุ่มเฟือยใช้ประเมินเฉพาะ </w:t>
+      </w:r>
+      <w:r>
+        <w:t>RQ3</w:t>
+      </w:r>
+      <w:r>
+        <w:rPr>
+          <w:cs/>
+        </w:rPr>
+        <w:t xml:space="preserve"> เพราะแอปไม่ได้วัดโดยตรง </w:t>
+      </w:r>
+      <w:r>
+        <w:t>RQ2</w:t>
+      </w:r>
+      <w:r>
+        <w:rPr>
+          <w:cs/>
+        </w:rPr>
+        <w:t xml:space="preserve"> จึงเหลือพฤติกรรมที่วัดได้ </w:t>
+      </w:r>
+      <w:r>
+        <w:t>31</w:t>
+      </w:r>
+      <w:r>
+        <w:rPr>
+          <w:cs/>
+        </w:rPr>
+        <w:t xml:space="preserve"> รายการ</w:t>
+      </w:r>
+    </w:p>
+    <w:p>
+      <w:pPr>
+        <w:keepNext/>
+        <w:spacing w:before="120" w:after="40"/>
+        <w:ind w:firstLine="0"/>
+        <w:jc w:val="center"/>
+        <w:rPr>
+          <w:sz w:val="24"/>
+          <w:szCs w:val="24"/>
+        </w:rPr>
+      </w:pPr>
+      <w:r>
+        <w:rPr>
+          <w:sz w:val="24"/>
+          <w:szCs w:val="24"/>
+          <w:cs/>
+        </w:rPr>
+        <w:t xml:space="preserve">ตารางที่ </w:t>
+      </w:r>
+      <w:r>
+        <w:rPr>
+          <w:sz w:val="24"/>
+          <w:szCs w:val="24"/>
+        </w:rPr>
+        <w:t>4</w:t>
+      </w:r>
+      <w:r>
+        <w:rPr>
+          <w:sz w:val="24"/>
+          <w:szCs w:val="24"/>
+          <w:cs/>
+        </w:rPr>
+        <w:t xml:space="preserve"> บทของคลิปทดสอบ (ใช้กับผู้พูดทั้งสองคน)</w:t>
+      </w:r>
+    </w:p>
+    <w:tbl>
+      <w:tblPr>
+        <w:tblStyle w:val="TableGrid"/>
+        <w:tblW w:w="5000" w:type="pct"/>
+        <w:jc w:val="center"/>
+        <w:tblLook w:val="04A0" w:firstRow="1" w:lastRow="0" w:firstColumn="1" w:lastColumn="0" w:noHBand="0" w:noVBand="1"/>
+      </w:tblPr>
+      <w:tblGrid>
+        <w:gridCol w:w="562"/>
+        <w:gridCol w:w="709"/>
+        <w:gridCol w:w="3092"/>
+      </w:tblGrid>
+      <w:tr>
+        <w:trPr>
+          <w:jc w:val="center"/>
+        </w:trPr>
+        <w:tc>
+          <w:tcPr>
+            <w:tcW w:w="644" w:type="pct"/>
+          </w:tcPr>
+          <w:p>
+            <w:pPr>
+              <w:ind w:firstLine="0"/>
+              <w:jc w:val="center"/>
+              <w:rPr>
+                <w:rFonts w:hint="cs"/>
+                <w:b/>
+                <w:bCs/>
+                <w:sz w:val="24"/>
+                <w:szCs w:val="24"/>
+              </w:rPr>
+            </w:pPr>
+            <w:r>
+              <w:rPr>
+                <w:rFonts w:hint="cs"/>
+                <w:b/>
+                <w:bCs/>
+                <w:sz w:val="24"/>
+                <w:szCs w:val="24"/>
+                <w:cs/>
+              </w:rPr>
+              <w:t>คลิป</w:t>
+            </w:r>
+          </w:p>
+        </w:tc>
+        <w:tc>
+          <w:tcPr>
+            <w:tcW w:w="813" w:type="pct"/>
+          </w:tcPr>
+          <w:p>
+            <w:pPr>
+              <w:ind w:firstLine="0"/>
+              <w:jc w:val="center"/>
+              <w:rPr>
+                <w:b/>
+                <w:bCs/>
+                <w:sz w:val="24"/>
+                <w:szCs w:val="24"/>
+              </w:rPr>
+            </w:pPr>
+            <w:r>
+              <w:rPr>
+                <w:rFonts w:hint="cs"/>
+                <w:b/>
+                <w:bCs/>
+                <w:sz w:val="24"/>
+                <w:szCs w:val="24"/>
+                <w:cs/>
+              </w:rPr>
+              <w:t>ภาษา</w:t>
+            </w:r>
+          </w:p>
+        </w:tc>
+        <w:tc>
+          <w:tcPr>
+            <w:tcW w:w="3543" w:type="pct"/>
+          </w:tcPr>
+          <w:p>
+            <w:pPr>
+              <w:ind w:firstLine="0"/>
+              <w:jc w:val="center"/>
+              <w:rPr>
+                <w:rFonts w:hint="cs"/>
+                <w:b/>
+                <w:bCs/>
+                <w:sz w:val="24"/>
+                <w:szCs w:val="24"/>
+              </w:rPr>
+            </w:pPr>
+            <w:r>
+              <w:rPr>
+                <w:rFonts w:hint="cs"/>
+                <w:b/>
+                <w:bCs/>
+                <w:sz w:val="24"/>
+                <w:szCs w:val="24"/>
+                <w:cs/>
+              </w:rPr>
+              <w:t>ปัญหาที่จัดฉาก</w:t>
+            </w:r>
+          </w:p>
+        </w:tc>
+      </w:tr>
+      <w:tr>
+        <w:trPr>
+          <w:jc w:val="center"/>
+        </w:trPr>
+        <w:tc>
+          <w:tcPr>
+            <w:tcW w:w="644" w:type="pct"/>
+          </w:tcPr>
+          <w:p>
+            <w:pPr>
+              <w:ind w:firstLine="0"/>
+              <w:jc w:val="center"/>
+              <w:rPr>
+                <w:sz w:val="24"/>
+                <w:szCs w:val="24"/>
+              </w:rPr>
+            </w:pPr>
+            <w:r>
+              <w:rPr>
+                <w:rFonts w:hint="cs"/>
+                <w:sz w:val="24"/>
+                <w:szCs w:val="24"/>
+              </w:rPr>
+              <w:t>1</w:t>
+            </w:r>
+          </w:p>
+        </w:tc>
+        <w:tc>
+          <w:tcPr>
+            <w:tcW w:w="813" w:type="pct"/>
+          </w:tcPr>
+          <w:p>
+            <w:pPr>
+              <w:ind w:firstLine="0"/>
+              <w:jc w:val="center"/>
+              <w:rPr>
+                <w:rFonts w:hint="cs"/>
+                <w:sz w:val="24"/>
+                <w:szCs w:val="24"/>
+              </w:rPr>
+            </w:pPr>
+            <w:r>
+              <w:rPr>
+                <w:rFonts w:hint="cs"/>
+                <w:sz w:val="24"/>
+                <w:szCs w:val="24"/>
+                <w:cs/>
+              </w:rPr>
+              <w:t>ไทย</w:t>
+            </w:r>
+          </w:p>
+        </w:tc>
+        <w:tc>
+          <w:tcPr>
+            <w:tcW w:w="3543" w:type="pct"/>
+          </w:tcPr>
+          <w:p>
+            <w:pPr>
+              <w:ind w:firstLine="0"/>
+              <w:jc w:val="left"/>
+              <w:rPr>
+                <w:rFonts w:hint="cs"/>
+                <w:sz w:val="24"/>
+                <w:szCs w:val="24"/>
+              </w:rPr>
+            </w:pPr>
+            <w:r>
+              <w:rPr>
+                <w:rFonts w:hint="cs"/>
+                <w:sz w:val="24"/>
+                <w:szCs w:val="24"/>
+                <w:cs/>
+              </w:rPr>
+              <w:t>ไม่มี (คลิปควบคุม)</w:t>
+            </w:r>
+          </w:p>
+        </w:tc>
+      </w:tr>
+      <w:tr>
+        <w:trPr>
+          <w:jc w:val="center"/>
+        </w:trPr>
+        <w:tc>
+          <w:tcPr>
+            <w:tcW w:w="644" w:type="pct"/>
+          </w:tcPr>
+          <w:p>
+            <w:pPr>
+              <w:ind w:firstLine="0"/>
+              <w:jc w:val="center"/>
+              <w:rPr>
+                <w:rFonts w:hint="cs"/>
+                <w:sz w:val="24"/>
+                <w:szCs w:val="24"/>
+              </w:rPr>
+            </w:pPr>
+            <w:r>
+              <w:rPr>
+                <w:rFonts w:hint="cs"/>
+                <w:sz w:val="24"/>
+                <w:szCs w:val="24"/>
+              </w:rPr>
+              <w:t>2</w:t>
+            </w:r>
+          </w:p>
+        </w:tc>
+        <w:tc>
+          <w:tcPr>
+            <w:tcW w:w="813" w:type="pct"/>
+          </w:tcPr>
+          <w:p>
+            <w:pPr>
+              <w:ind w:firstLine="0"/>
+              <w:jc w:val="center"/>
+              <w:rPr>
+                <w:rFonts w:hint="cs"/>
+                <w:sz w:val="24"/>
+                <w:szCs w:val="24"/>
+              </w:rPr>
+            </w:pPr>
+            <w:r>
+              <w:rPr>
+                <w:rFonts w:hint="cs"/>
+                <w:sz w:val="24"/>
+                <w:szCs w:val="24"/>
+                <w:cs/>
+              </w:rPr>
+              <w:t>ไทย</w:t>
+            </w:r>
+          </w:p>
+        </w:tc>
+        <w:tc>
+          <w:tcPr>
+            <w:tcW w:w="3543" w:type="pct"/>
+          </w:tcPr>
+          <w:p>
+            <w:pPr>
+              <w:ind w:firstLine="0"/>
+              <w:jc w:val="left"/>
+              <w:rPr>
+                <w:rFonts w:hint="cs"/>
+                <w:sz w:val="24"/>
+                <w:szCs w:val="24"/>
+              </w:rPr>
+            </w:pPr>
+            <w:r>
+              <w:rPr>
+                <w:rFonts w:hint="cs"/>
+                <w:sz w:val="24"/>
+                <w:szCs w:val="24"/>
+                <w:cs/>
+              </w:rPr>
+              <w:t>ก้มหน้าดูโน้ต</w:t>
+            </w:r>
+          </w:p>
+        </w:tc>
+      </w:tr>
+      <w:tr>
+        <w:trPr>
+          <w:jc w:val="center"/>
+        </w:trPr>
+        <w:tc>
+          <w:tcPr>
+            <w:tcW w:w="644" w:type="pct"/>
+          </w:tcPr>
+          <w:p>
+            <w:pPr>
+              <w:ind w:firstLine="0"/>
+              <w:jc w:val="center"/>
+              <w:rPr>
+                <w:rFonts w:hint="cs"/>
+                <w:sz w:val="24"/>
+                <w:szCs w:val="24"/>
+              </w:rPr>
+            </w:pPr>
+            <w:r>
+              <w:rPr>
+                <w:rFonts w:hint="cs"/>
+                <w:sz w:val="24"/>
+                <w:szCs w:val="24"/>
+              </w:rPr>
+              <w:t>3</w:t>
+            </w:r>
+          </w:p>
+        </w:tc>
+        <w:tc>
+          <w:tcPr>
+            <w:tcW w:w="813" w:type="pct"/>
+          </w:tcPr>
+          <w:p>
+            <w:pPr>
+              <w:ind w:firstLine="0"/>
+              <w:jc w:val="center"/>
+              <w:rPr>
+                <w:rFonts w:hint="cs"/>
+                <w:sz w:val="24"/>
+                <w:szCs w:val="24"/>
+              </w:rPr>
+            </w:pPr>
+            <w:r>
+              <w:rPr>
+                <w:rFonts w:hint="cs"/>
+                <w:sz w:val="24"/>
+                <w:szCs w:val="24"/>
+                <w:cs/>
+              </w:rPr>
+              <w:t>ไทย</w:t>
+            </w:r>
+          </w:p>
+        </w:tc>
+        <w:tc>
+          <w:tcPr>
+            <w:tcW w:w="3543" w:type="pct"/>
+          </w:tcPr>
+          <w:p>
+            <w:pPr>
+              <w:ind w:firstLine="0"/>
+              <w:jc w:val="left"/>
+              <w:rPr>
+                <w:rFonts w:hint="cs"/>
+                <w:sz w:val="24"/>
+                <w:szCs w:val="24"/>
+              </w:rPr>
+            </w:pPr>
+            <w:r>
+              <w:rPr>
+                <w:rFonts w:hint="cs"/>
+                <w:sz w:val="24"/>
+                <w:szCs w:val="24"/>
+                <w:cs/>
+              </w:rPr>
+              <w:t>เริ่มตอบช้า (≥</w:t>
+            </w:r>
+            <w:r>
+              <w:rPr>
+                <w:rFonts w:hint="cs"/>
+                <w:sz w:val="24"/>
+                <w:szCs w:val="24"/>
+              </w:rPr>
+              <w:t>3</w:t>
+            </w:r>
+            <w:r>
+              <w:rPr>
+                <w:rFonts w:hint="cs"/>
+                <w:sz w:val="24"/>
+                <w:szCs w:val="24"/>
+                <w:cs/>
+              </w:rPr>
+              <w:t xml:space="preserve"> วินาที) + หยุดพูดนาน (≥</w:t>
+            </w:r>
+            <w:r>
+              <w:rPr>
+                <w:rFonts w:hint="cs"/>
+                <w:sz w:val="24"/>
+                <w:szCs w:val="24"/>
+              </w:rPr>
+              <w:t>3</w:t>
+            </w:r>
+            <w:r>
+              <w:rPr>
+                <w:rFonts w:hint="cs"/>
+                <w:sz w:val="24"/>
+                <w:szCs w:val="24"/>
+                <w:cs/>
+              </w:rPr>
+              <w:t xml:space="preserve"> วินาที)</w:t>
+            </w:r>
+          </w:p>
+        </w:tc>
+      </w:tr>
+      <w:tr>
+        <w:trPr>
+          <w:jc w:val="center"/>
+        </w:trPr>
+        <w:tc>
+          <w:tcPr>
+            <w:tcW w:w="644" w:type="pct"/>
+          </w:tcPr>
+          <w:p>
+            <w:pPr>
+              <w:ind w:firstLine="0"/>
+              <w:jc w:val="center"/>
+              <w:rPr>
+                <w:rFonts w:hint="cs"/>
+                <w:sz w:val="24"/>
+                <w:szCs w:val="24"/>
+              </w:rPr>
+            </w:pPr>
+            <w:r>
+              <w:rPr>
+                <w:rFonts w:hint="cs"/>
+                <w:sz w:val="24"/>
+                <w:szCs w:val="24"/>
+              </w:rPr>
+              <w:t>4</w:t>
+            </w:r>
+          </w:p>
+        </w:tc>
+        <w:tc>
+          <w:tcPr>
+            <w:tcW w:w="813" w:type="pct"/>
+          </w:tcPr>
+          <w:p>
+            <w:pPr>
+              <w:ind w:firstLine="0"/>
+              <w:jc w:val="center"/>
+              <w:rPr>
+                <w:rFonts w:hint="cs"/>
+                <w:sz w:val="24"/>
+                <w:szCs w:val="24"/>
+              </w:rPr>
+            </w:pPr>
+            <w:r>
+              <w:rPr>
+                <w:rFonts w:hint="cs"/>
+                <w:sz w:val="24"/>
+                <w:szCs w:val="24"/>
+                <w:cs/>
+              </w:rPr>
+              <w:t>ไทย</w:t>
+            </w:r>
+          </w:p>
+        </w:tc>
+        <w:tc>
+          <w:tcPr>
+            <w:tcW w:w="3543" w:type="pct"/>
+          </w:tcPr>
+          <w:p>
+            <w:pPr>
+              <w:ind w:firstLine="0"/>
+              <w:jc w:val="left"/>
+              <w:rPr>
+                <w:rFonts w:hint="cs"/>
+                <w:sz w:val="24"/>
+                <w:szCs w:val="24"/>
+              </w:rPr>
+            </w:pPr>
+            <w:r>
+              <w:rPr>
+                <w:rFonts w:hint="cs"/>
+                <w:sz w:val="24"/>
+                <w:szCs w:val="24"/>
+                <w:cs/>
+              </w:rPr>
+              <w:t>หันหน้าซ้าย + หันหน้าขวา</w:t>
+            </w:r>
+          </w:p>
+        </w:tc>
+      </w:tr>
+      <w:tr>
+        <w:trPr>
+          <w:jc w:val="center"/>
+        </w:trPr>
+        <w:tc>
+          <w:tcPr>
+            <w:tcW w:w="644" w:type="pct"/>
+          </w:tcPr>
+          <w:p>
+            <w:pPr>
+              <w:ind w:firstLine="0"/>
+              <w:jc w:val="center"/>
+              <w:rPr>
+                <w:rFonts w:hint="cs"/>
+                <w:sz w:val="24"/>
+                <w:szCs w:val="24"/>
+              </w:rPr>
+            </w:pPr>
+            <w:r>
+              <w:rPr>
+                <w:rFonts w:hint="cs"/>
+                <w:sz w:val="24"/>
+                <w:szCs w:val="24"/>
+              </w:rPr>
+              <w:t>5</w:t>
+            </w:r>
+          </w:p>
+        </w:tc>
+        <w:tc>
+          <w:tcPr>
+            <w:tcW w:w="813" w:type="pct"/>
+          </w:tcPr>
+          <w:p>
+            <w:pPr>
+              <w:ind w:firstLine="0"/>
+              <w:jc w:val="center"/>
+              <w:rPr>
+                <w:rFonts w:hint="cs"/>
+                <w:sz w:val="24"/>
+                <w:szCs w:val="24"/>
+              </w:rPr>
+            </w:pPr>
+            <w:r>
+              <w:rPr>
+                <w:rFonts w:hint="cs"/>
+                <w:sz w:val="24"/>
+                <w:szCs w:val="24"/>
+                <w:cs/>
+              </w:rPr>
+              <w:t>ไทย</w:t>
+            </w:r>
+          </w:p>
+        </w:tc>
+        <w:tc>
+          <w:tcPr>
+            <w:tcW w:w="3543" w:type="pct"/>
+          </w:tcPr>
+          <w:p>
+            <w:pPr>
+              <w:ind w:firstLine="0"/>
+              <w:jc w:val="left"/>
+              <w:rPr>
+                <w:rFonts w:hint="cs"/>
+                <w:sz w:val="24"/>
+                <w:szCs w:val="24"/>
+              </w:rPr>
+            </w:pPr>
+            <w:r>
+              <w:rPr>
+                <w:rFonts w:hint="cs"/>
+                <w:sz w:val="24"/>
+                <w:szCs w:val="24"/>
+                <w:cs/>
+              </w:rPr>
+              <w:t>มือไม่อยู่ในเฟรม + หน้านิ่ง</w:t>
+            </w:r>
+          </w:p>
+        </w:tc>
+      </w:tr>
+      <w:tr>
+        <w:trPr>
+          <w:jc w:val="center"/>
+        </w:trPr>
+        <w:tc>
+          <w:tcPr>
+            <w:tcW w:w="644" w:type="pct"/>
+          </w:tcPr>
+          <w:p>
+            <w:pPr>
+              <w:ind w:firstLine="0"/>
+              <w:jc w:val="center"/>
+              <w:rPr>
+                <w:rFonts w:hint="cs"/>
+                <w:sz w:val="24"/>
+                <w:szCs w:val="24"/>
+              </w:rPr>
+            </w:pPr>
+            <w:r>
+              <w:rPr>
+                <w:rFonts w:hint="cs"/>
+                <w:sz w:val="24"/>
+                <w:szCs w:val="24"/>
+              </w:rPr>
+              <w:t>6</w:t>
+            </w:r>
+          </w:p>
+        </w:tc>
+        <w:tc>
+          <w:tcPr>
+            <w:tcW w:w="813" w:type="pct"/>
+          </w:tcPr>
+          <w:p>
+            <w:pPr>
+              <w:ind w:firstLine="0"/>
+              <w:jc w:val="center"/>
+              <w:rPr>
+                <w:rFonts w:hint="cs"/>
+                <w:sz w:val="24"/>
+                <w:szCs w:val="24"/>
+              </w:rPr>
+            </w:pPr>
+            <w:r>
+              <w:rPr>
+                <w:rFonts w:hint="cs"/>
+                <w:sz w:val="24"/>
+                <w:szCs w:val="24"/>
+                <w:cs/>
+              </w:rPr>
+              <w:t>ไทย</w:t>
+            </w:r>
+          </w:p>
+        </w:tc>
+        <w:tc>
+          <w:tcPr>
+            <w:tcW w:w="3543" w:type="pct"/>
+          </w:tcPr>
+          <w:p>
+            <w:pPr>
+              <w:ind w:firstLine="0"/>
+              <w:jc w:val="left"/>
+              <w:rPr>
+                <w:rFonts w:hint="cs"/>
+                <w:sz w:val="24"/>
+                <w:szCs w:val="24"/>
+              </w:rPr>
+            </w:pPr>
+            <w:r>
+              <w:rPr>
+                <w:rFonts w:hint="cs"/>
+                <w:sz w:val="24"/>
+                <w:szCs w:val="24"/>
+                <w:cs/>
+              </w:rPr>
+              <w:t>ตอบสั้นไป (</w:t>
+            </w:r>
+            <w:r>
+              <w:rPr>
+                <w:rFonts w:hint="cs"/>
+                <w:sz w:val="24"/>
+                <w:szCs w:val="24"/>
+              </w:rPr>
+              <w:t>&lt;30</w:t>
+            </w:r>
+            <w:r>
+              <w:rPr>
+                <w:rFonts w:hint="cs"/>
+                <w:sz w:val="24"/>
+                <w:szCs w:val="24"/>
+                <w:cs/>
+              </w:rPr>
+              <w:t xml:space="preserve"> วินาที) + เนื้อหาขาดตัวอย่าง</w:t>
+            </w:r>
+          </w:p>
+        </w:tc>
+      </w:tr>
+      <w:tr>
+        <w:trPr>
+          <w:jc w:val="center"/>
+        </w:trPr>
+        <w:tc>
+          <w:tcPr>
+            <w:tcW w:w="644" w:type="pct"/>
+          </w:tcPr>
+          <w:p>
+            <w:pPr>
+              <w:ind w:firstLine="0"/>
+              <w:jc w:val="center"/>
+              <w:rPr>
+                <w:rFonts w:hint="cs"/>
+                <w:sz w:val="24"/>
+                <w:szCs w:val="24"/>
+              </w:rPr>
+            </w:pPr>
+            <w:r>
+              <w:rPr>
+                <w:rFonts w:hint="cs"/>
+                <w:sz w:val="24"/>
+                <w:szCs w:val="24"/>
+              </w:rPr>
+              <w:t>7</w:t>
+            </w:r>
+          </w:p>
+        </w:tc>
+        <w:tc>
+          <w:tcPr>
+            <w:tcW w:w="813" w:type="pct"/>
+          </w:tcPr>
+          <w:p>
+            <w:pPr>
+              <w:ind w:firstLine="0"/>
+              <w:jc w:val="center"/>
+              <w:rPr>
+                <w:rFonts w:hint="cs"/>
+                <w:sz w:val="24"/>
+                <w:szCs w:val="24"/>
+              </w:rPr>
+            </w:pPr>
+            <w:r>
+              <w:rPr>
+                <w:rFonts w:hint="cs"/>
+                <w:sz w:val="24"/>
+                <w:szCs w:val="24"/>
+                <w:cs/>
+              </w:rPr>
+              <w:t>ไทย</w:t>
+            </w:r>
+          </w:p>
+        </w:tc>
+        <w:tc>
+          <w:tcPr>
+            <w:tcW w:w="3543" w:type="pct"/>
+          </w:tcPr>
+          <w:p>
+            <w:pPr>
+              <w:ind w:firstLine="0"/>
+              <w:jc w:val="left"/>
+              <w:rPr>
+                <w:rFonts w:hint="cs"/>
+                <w:sz w:val="24"/>
+                <w:szCs w:val="24"/>
+              </w:rPr>
+            </w:pPr>
+            <w:r>
+              <w:rPr>
+                <w:rFonts w:hint="cs"/>
+                <w:sz w:val="24"/>
+                <w:szCs w:val="24"/>
+                <w:cs/>
+              </w:rPr>
+              <w:t>พูดเร็วเกินไป + คำฟุ่มเฟือย</w:t>
+            </w:r>
+          </w:p>
+        </w:tc>
+      </w:tr>
+      <w:tr>
+        <w:trPr>
+          <w:jc w:val="center"/>
+        </w:trPr>
+        <w:tc>
+          <w:tcPr>
+            <w:tcW w:w="644" w:type="pct"/>
+          </w:tcPr>
+          <w:p>
+            <w:pPr>
+              <w:ind w:firstLine="0"/>
+              <w:jc w:val="center"/>
+              <w:rPr>
+                <w:rFonts w:hint="cs"/>
+                <w:sz w:val="24"/>
+                <w:szCs w:val="24"/>
+              </w:rPr>
+            </w:pPr>
+            <w:r>
+              <w:rPr>
+                <w:rFonts w:hint="cs"/>
+                <w:sz w:val="24"/>
+                <w:szCs w:val="24"/>
+              </w:rPr>
+              <w:t>8</w:t>
+            </w:r>
+          </w:p>
+        </w:tc>
+        <w:tc>
+          <w:tcPr>
+            <w:tcW w:w="813" w:type="pct"/>
+          </w:tcPr>
+          <w:p>
+            <w:pPr>
+              <w:ind w:firstLine="0"/>
+              <w:jc w:val="center"/>
+              <w:rPr>
+                <w:rFonts w:hint="cs"/>
+                <w:sz w:val="24"/>
+                <w:szCs w:val="24"/>
+              </w:rPr>
+            </w:pPr>
+            <w:r>
+              <w:rPr>
+                <w:rFonts w:hint="cs"/>
+                <w:sz w:val="24"/>
+                <w:szCs w:val="24"/>
+                <w:cs/>
+              </w:rPr>
+              <w:t>อังกฤษ</w:t>
+            </w:r>
+          </w:p>
+        </w:tc>
+        <w:tc>
+          <w:tcPr>
+            <w:tcW w:w="3543" w:type="pct"/>
+          </w:tcPr>
+          <w:p>
+            <w:pPr>
+              <w:ind w:firstLine="0"/>
+              <w:jc w:val="left"/>
+              <w:rPr>
+                <w:rFonts w:hint="cs"/>
+                <w:sz w:val="24"/>
+                <w:szCs w:val="24"/>
+              </w:rPr>
+            </w:pPr>
+            <w:r>
+              <w:rPr>
+                <w:rFonts w:hint="cs"/>
+                <w:sz w:val="24"/>
+                <w:szCs w:val="24"/>
+                <w:cs/>
+              </w:rPr>
+              <w:t>ไม่มี (คลิปควบคุม)</w:t>
+            </w:r>
+          </w:p>
+        </w:tc>
+      </w:tr>
+      <w:tr>
+        <w:trPr>
+          <w:jc w:val="center"/>
+        </w:trPr>
+        <w:tc>
+          <w:tcPr>
+            <w:tcW w:w="644" w:type="pct"/>
+          </w:tcPr>
+          <w:p>
+            <w:pPr>
+              <w:ind w:firstLine="0"/>
+              <w:jc w:val="center"/>
+              <w:rPr>
+                <w:rFonts w:hint="cs"/>
+                <w:sz w:val="24"/>
+                <w:szCs w:val="24"/>
+              </w:rPr>
+            </w:pPr>
+            <w:r>
+              <w:rPr>
+                <w:rFonts w:hint="cs"/>
+                <w:sz w:val="24"/>
+                <w:szCs w:val="24"/>
+              </w:rPr>
+              <w:t>9</w:t>
+            </w:r>
+          </w:p>
+        </w:tc>
+        <w:tc>
+          <w:tcPr>
+            <w:tcW w:w="813" w:type="pct"/>
+          </w:tcPr>
+          <w:p>
+            <w:pPr>
+              <w:ind w:firstLine="0"/>
+              <w:jc w:val="center"/>
+              <w:rPr>
+                <w:rFonts w:hint="cs"/>
+                <w:sz w:val="24"/>
+                <w:szCs w:val="24"/>
+              </w:rPr>
+            </w:pPr>
+            <w:r>
+              <w:rPr>
+                <w:rFonts w:hint="cs"/>
+                <w:sz w:val="24"/>
+                <w:szCs w:val="24"/>
+                <w:cs/>
+              </w:rPr>
+              <w:t>อังกฤษ</w:t>
+            </w:r>
+          </w:p>
+        </w:tc>
+        <w:tc>
+          <w:tcPr>
+            <w:tcW w:w="3543" w:type="pct"/>
+          </w:tcPr>
+          <w:p>
+            <w:pPr>
+              <w:ind w:firstLine="0"/>
+              <w:jc w:val="left"/>
+              <w:rPr>
+                <w:rFonts w:hint="cs"/>
+                <w:sz w:val="24"/>
+                <w:szCs w:val="24"/>
+              </w:rPr>
+            </w:pPr>
+            <w:r>
+              <w:rPr>
+                <w:rFonts w:hint="cs"/>
+                <w:sz w:val="24"/>
+                <w:szCs w:val="24"/>
+                <w:cs/>
+              </w:rPr>
+              <w:t>มองออกนอกกล้อง</w:t>
+            </w:r>
+          </w:p>
+        </w:tc>
+      </w:tr>
+      <w:tr>
+        <w:trPr>
+          <w:jc w:val="center"/>
+        </w:trPr>
+        <w:tc>
+          <w:tcPr>
+            <w:tcW w:w="644" w:type="pct"/>
+          </w:tcPr>
+          <w:p>
+            <w:pPr>
+              <w:ind w:firstLine="0"/>
+              <w:jc w:val="center"/>
+              <w:rPr>
+                <w:rFonts w:hint="cs"/>
+                <w:sz w:val="24"/>
+                <w:szCs w:val="24"/>
+              </w:rPr>
+            </w:pPr>
+            <w:r>
+              <w:rPr>
+                <w:rFonts w:hint="cs"/>
+                <w:sz w:val="24"/>
+                <w:szCs w:val="24"/>
+              </w:rPr>
+              <w:t>10</w:t>
+            </w:r>
+          </w:p>
+        </w:tc>
+        <w:tc>
+          <w:tcPr>
+            <w:tcW w:w="813" w:type="pct"/>
+          </w:tcPr>
+          <w:p>
+            <w:pPr>
+              <w:ind w:firstLine="0"/>
+              <w:jc w:val="center"/>
+              <w:rPr>
+                <w:rFonts w:hint="cs"/>
+                <w:sz w:val="24"/>
+                <w:szCs w:val="24"/>
+              </w:rPr>
+            </w:pPr>
+            <w:r>
+              <w:rPr>
+                <w:rFonts w:hint="cs"/>
+                <w:sz w:val="24"/>
+                <w:szCs w:val="24"/>
+                <w:cs/>
+              </w:rPr>
+              <w:t>อังกฤษ</w:t>
+            </w:r>
+          </w:p>
+        </w:tc>
+        <w:tc>
+          <w:tcPr>
+            <w:tcW w:w="3543" w:type="pct"/>
+          </w:tcPr>
+          <w:p>
+            <w:pPr>
+              <w:ind w:firstLine="0"/>
+              <w:jc w:val="left"/>
+              <w:rPr>
+                <w:rFonts w:hint="cs"/>
+                <w:sz w:val="24"/>
+                <w:szCs w:val="24"/>
+              </w:rPr>
+            </w:pPr>
+            <w:r>
+              <w:rPr>
+                <w:rFonts w:hint="cs"/>
+                <w:sz w:val="24"/>
+                <w:szCs w:val="24"/>
+                <w:cs/>
+              </w:rPr>
+              <w:t>หยุดพูดนาน</w:t>
+            </w:r>
+          </w:p>
+        </w:tc>
+      </w:tr>
+      <w:tr>
+        <w:trPr>
+          <w:jc w:val="center"/>
+        </w:trPr>
+        <w:tc>
+          <w:tcPr>
+            <w:tcW w:w="644" w:type="pct"/>
+          </w:tcPr>
+          <w:p>
+            <w:pPr>
+              <w:ind w:firstLine="0"/>
+              <w:jc w:val="center"/>
+              <w:rPr>
+                <w:rFonts w:hint="cs"/>
+                <w:sz w:val="24"/>
+                <w:szCs w:val="24"/>
+              </w:rPr>
+            </w:pPr>
+            <w:r>
+              <w:rPr>
+                <w:rFonts w:hint="cs"/>
+                <w:sz w:val="24"/>
+                <w:szCs w:val="24"/>
+              </w:rPr>
+              <w:t>11</w:t>
+            </w:r>
+          </w:p>
+        </w:tc>
+        <w:tc>
+          <w:tcPr>
+            <w:tcW w:w="813" w:type="pct"/>
+          </w:tcPr>
+          <w:p>
+            <w:pPr>
+              <w:ind w:firstLine="0"/>
+              <w:jc w:val="center"/>
+              <w:rPr>
+                <w:rFonts w:hint="cs"/>
+                <w:sz w:val="24"/>
+                <w:szCs w:val="24"/>
+              </w:rPr>
+            </w:pPr>
+            <w:r>
+              <w:rPr>
+                <w:rFonts w:hint="cs"/>
+                <w:sz w:val="24"/>
+                <w:szCs w:val="24"/>
+                <w:cs/>
+              </w:rPr>
+              <w:t>อังกฤษ</w:t>
+            </w:r>
+          </w:p>
+        </w:tc>
+        <w:tc>
+          <w:tcPr>
+            <w:tcW w:w="3543" w:type="pct"/>
+          </w:tcPr>
+          <w:p>
+            <w:pPr>
+              <w:ind w:firstLine="0"/>
+              <w:jc w:val="left"/>
+              <w:rPr>
+                <w:rFonts w:hint="cs"/>
+                <w:sz w:val="24"/>
+                <w:szCs w:val="24"/>
+              </w:rPr>
+            </w:pPr>
+            <w:r>
+              <w:rPr>
+                <w:rFonts w:hint="cs"/>
+                <w:sz w:val="24"/>
+                <w:szCs w:val="24"/>
+                <w:cs/>
+              </w:rPr>
+              <w:t xml:space="preserve">ก้มหน้า </w:t>
+            </w:r>
+            <w:r>
+              <w:rPr>
+                <w:rFonts w:hint="cs"/>
+                <w:sz w:val="24"/>
+                <w:szCs w:val="24"/>
+              </w:rPr>
+              <w:t>2</w:t>
+            </w:r>
+            <w:r>
+              <w:rPr>
+                <w:rFonts w:hint="cs"/>
+                <w:sz w:val="24"/>
+                <w:szCs w:val="24"/>
+                <w:cs/>
+              </w:rPr>
+              <w:t xml:space="preserve"> ช่วง</w:t>
+            </w:r>
+          </w:p>
+        </w:tc>
+      </w:tr>
+      <w:tr>
+        <w:trPr>
+          <w:jc w:val="center"/>
+        </w:trPr>
+        <w:tc>
+          <w:tcPr>
+            <w:tcW w:w="644" w:type="pct"/>
+          </w:tcPr>
+          <w:p>
+            <w:pPr>
+              <w:ind w:firstLine="0"/>
+              <w:jc w:val="center"/>
+              <w:rPr>
+                <w:rFonts w:hint="cs"/>
+                <w:sz w:val="24"/>
+                <w:szCs w:val="24"/>
+              </w:rPr>
+            </w:pPr>
+            <w:r>
+              <w:rPr>
+                <w:rFonts w:hint="cs"/>
+                <w:sz w:val="24"/>
+                <w:szCs w:val="24"/>
+              </w:rPr>
+              <w:t>12</w:t>
+            </w:r>
+          </w:p>
+        </w:tc>
+        <w:tc>
+          <w:tcPr>
+            <w:tcW w:w="813" w:type="pct"/>
+          </w:tcPr>
+          <w:p>
+            <w:pPr>
+              <w:ind w:firstLine="0"/>
+              <w:jc w:val="center"/>
+              <w:rPr>
+                <w:rFonts w:hint="cs"/>
+                <w:sz w:val="24"/>
+                <w:szCs w:val="24"/>
+              </w:rPr>
+            </w:pPr>
+            <w:r>
+              <w:rPr>
+                <w:rFonts w:hint="cs"/>
+                <w:sz w:val="24"/>
+                <w:szCs w:val="24"/>
+                <w:cs/>
+              </w:rPr>
+              <w:t>อังกฤษ</w:t>
+            </w:r>
+          </w:p>
+        </w:tc>
+        <w:tc>
+          <w:tcPr>
+            <w:tcW w:w="3543" w:type="pct"/>
+          </w:tcPr>
+          <w:p>
+            <w:pPr>
+              <w:ind w:firstLine="0"/>
+              <w:jc w:val="left"/>
+              <w:rPr>
+                <w:rFonts w:hint="cs"/>
+                <w:sz w:val="24"/>
+                <w:szCs w:val="24"/>
+              </w:rPr>
+            </w:pPr>
+            <w:r>
+              <w:rPr>
+                <w:rFonts w:hint="cs"/>
+                <w:sz w:val="24"/>
+                <w:szCs w:val="24"/>
+                <w:cs/>
+              </w:rPr>
+              <w:t>มือขยับมาก + หน้านิ่ง</w:t>
+            </w:r>
+          </w:p>
+        </w:tc>
+      </w:tr>
+      <w:tr>
+        <w:trPr>
+          <w:jc w:val="center"/>
+        </w:trPr>
+        <w:tc>
+          <w:tcPr>
+            <w:tcW w:w="644" w:type="pct"/>
+          </w:tcPr>
+          <w:p>
+            <w:pPr>
+              <w:ind w:firstLine="0"/>
+              <w:jc w:val="left"/>
+              <w:rPr>
+                <w:rFonts w:hint="cs"/>
+                <w:sz w:val="24"/>
+                <w:szCs w:val="24"/>
+              </w:rPr>
+            </w:pPr>
+            <w:r>
+              <w:rPr>
+                <w:rFonts w:hint="cs"/>
+                <w:sz w:val="24"/>
+                <w:szCs w:val="24"/>
+              </w:rPr>
+              <w:t>13</w:t>
+            </w:r>
+          </w:p>
+        </w:tc>
+        <w:tc>
+          <w:tcPr>
+            <w:tcW w:w="813" w:type="pct"/>
+          </w:tcPr>
+          <w:p>
+            <w:pPr>
+              <w:ind w:firstLine="0"/>
+              <w:jc w:val="left"/>
+              <w:rPr>
+                <w:rFonts w:hint="cs"/>
+                <w:sz w:val="24"/>
+                <w:szCs w:val="24"/>
+              </w:rPr>
+            </w:pPr>
+            <w:r>
+              <w:rPr>
+                <w:rFonts w:hint="cs"/>
+                <w:sz w:val="24"/>
+                <w:szCs w:val="24"/>
+                <w:cs/>
+              </w:rPr>
+              <w:t>อังกฤษ</w:t>
+            </w:r>
+          </w:p>
+        </w:tc>
+        <w:tc>
+          <w:tcPr>
+            <w:tcW w:w="3543" w:type="pct"/>
+          </w:tcPr>
+          <w:p>
+            <w:pPr>
+              <w:ind w:firstLine="0"/>
+              <w:jc w:val="left"/>
+              <w:rPr>
+                <w:rFonts w:hint="cs"/>
+                <w:sz w:val="24"/>
+                <w:szCs w:val="24"/>
+              </w:rPr>
+            </w:pPr>
+            <w:r>
+              <w:rPr>
+                <w:rFonts w:hint="cs"/>
+                <w:sz w:val="24"/>
+                <w:szCs w:val="24"/>
+                <w:cs/>
+              </w:rPr>
+              <w:t>ตอบยาวไป (</w:t>
+            </w:r>
+            <w:r>
+              <w:rPr>
+                <w:rFonts w:hint="cs"/>
+                <w:sz w:val="24"/>
+                <w:szCs w:val="24"/>
+              </w:rPr>
+              <w:t>&gt;150</w:t>
+            </w:r>
+            <w:r>
+              <w:rPr>
+                <w:rFonts w:hint="cs"/>
+                <w:sz w:val="24"/>
+                <w:szCs w:val="24"/>
+                <w:cs/>
+              </w:rPr>
+              <w:t xml:space="preserve"> วินาที) + เนื้อหาขาดตัวอย่าง</w:t>
+            </w:r>
+          </w:p>
+        </w:tc>
+      </w:tr>
+      <w:tr>
+        <w:trPr>
+          <w:jc w:val="center"/>
+        </w:trPr>
+        <w:tc>
+          <w:tcPr>
+            <w:tcW w:w="644" w:type="pct"/>
+          </w:tcPr>
+          <w:p>
+            <w:pPr>
+              <w:ind w:firstLine="0"/>
+              <w:jc w:val="left"/>
+              <w:rPr>
+                <w:rFonts w:hint="cs"/>
+                <w:sz w:val="24"/>
+                <w:szCs w:val="24"/>
+              </w:rPr>
+            </w:pPr>
+            <w:r>
+              <w:rPr>
+                <w:rFonts w:hint="cs"/>
+                <w:sz w:val="24"/>
+                <w:szCs w:val="24"/>
+              </w:rPr>
+              <w:t>14</w:t>
+            </w:r>
+          </w:p>
+        </w:tc>
+        <w:tc>
+          <w:tcPr>
+            <w:tcW w:w="813" w:type="pct"/>
+          </w:tcPr>
+          <w:p>
+            <w:pPr>
+              <w:ind w:firstLine="0"/>
+              <w:jc w:val="left"/>
+              <w:rPr>
+                <w:rFonts w:hint="cs"/>
+                <w:sz w:val="24"/>
+                <w:szCs w:val="24"/>
+              </w:rPr>
+            </w:pPr>
+            <w:r>
+              <w:rPr>
+                <w:rFonts w:hint="cs"/>
+                <w:sz w:val="24"/>
+                <w:szCs w:val="24"/>
+                <w:cs/>
+              </w:rPr>
+              <w:t>อังกฤษ</w:t>
+            </w:r>
+          </w:p>
+        </w:tc>
+        <w:tc>
+          <w:tcPr>
+            <w:tcW w:w="3543" w:type="pct"/>
+          </w:tcPr>
+          <w:p>
+            <w:pPr>
+              <w:ind w:firstLine="0"/>
+              <w:jc w:val="left"/>
+              <w:rPr>
+                <w:rFonts w:hint="cs"/>
+                <w:sz w:val="24"/>
+                <w:szCs w:val="24"/>
+              </w:rPr>
+            </w:pPr>
+            <w:r>
+              <w:rPr>
+                <w:rFonts w:hint="cs"/>
+                <w:sz w:val="24"/>
+                <w:szCs w:val="24"/>
+                <w:cs/>
+              </w:rPr>
+              <w:t>พูดเร็วเกินไป + คำฟุ่มเฟือย</w:t>
+            </w:r>
+          </w:p>
+        </w:tc>
+      </w:tr>
+    </w:tbl>
     <w:p>
       <w:pPr>
         <w:pStyle w:val="Heading2"/>
@@ -3082,6 +5496,10 @@
     <w:p>
       <w:pPr>
         <w:pStyle w:val="Heading2"/>
+        <w:rPr>
+          <w:rFonts w:hint="cs"/>
+          <w:cs/>
+        </w:rPr>
       </w:pPr>
       <w:r>
         <w:rPr>
@@ -3155,7 +5573,25 @@
         <w:rPr>
           <w:cs/>
         </w:rPr>
-        <w:t>0.12–0.41) ดังรูปที่ 2 และผลของสมมติฐานแสดงในตารางที่ 3</w:t>
+        <w:t>0.12–0.41) ดัง</w:t>
+      </w:r>
+      <w:r>
+        <w:rPr>
+          <w:cs/>
+        </w:rPr>
+        <w:t>รูปที่ 3</w:t>
+      </w:r>
+      <w:r>
+        <w:rPr>
+          <w:cs/>
+        </w:rPr>
+        <w:t xml:space="preserve"> และผลของสมมติฐานแสดงใน</w:t>
+      </w:r>
+      <w:r>
+        <w:rPr>
+          <w:cs/>
+        </w:rPr>
+        <w:t>ตารางที่ 5</w:t>
       </w:r>
     </w:p>
     <w:p>
@@ -3166,7 +5602,6 @@
       </w:pPr>
       <w:r>
         <w:rPr>
-          <w:rFonts w:hint="cs"/>
           <w:noProof/>
         </w:rPr>
         <w:drawing>
@@ -3185,7 +5620,7 @@
                     <pic:cNvPicPr/>
                   </pic:nvPicPr>
                   <pic:blipFill>
-                    <a:blip r:embed="rId9" cstate="print">
+                    <a:blip r:embed="rId10" cstate="print">
                       <a:extLst>
                         <a:ext uri="{28A0092B-C50C-407E-A947-70E740481C1C}">
                           <a14:useLocalDpi xmlns:a14="http://schemas.microsoft.com/office/drawing/2010/main" val="0"/>
@@ -3232,7 +5667,7 @@
           <w:szCs w:val="24"/>
           <w:cs/>
         </w:rPr>
-        <w:t>รูปที่ 2</w:t>
+        <w:t>รูปที่ 3</w:t>
       </w:r>
       <w:r>
         <w:rPr>
@@ -3309,7 +5744,15 @@
           <w:szCs w:val="24"/>
           <w:cs/>
         </w:rPr>
-        <w:t>ตารางที่ 3 ผลของสมมติฐานที่ลงทะเบียนไว้ (</w:t>
+        <w:t>ตารางที่ 5</w:t>
+      </w:r>
+      <w:r>
+        <w:rPr>
+          <w:sz w:val="24"/>
+          <w:szCs w:val="24"/>
+          <w:cs/>
+        </w:rPr>
+        <w:t xml:space="preserve"> ผลของสมมติฐานที่ลงทะเบียนไว้ (</w:t>
       </w:r>
       <w:proofErr w:type="spellStart"/>
       <w:r>
@@ -3358,7 +5801,6 @@
               <w:ind w:firstLine="0"/>
               <w:jc w:val="center"/>
               <w:rPr>
-                <w:rFonts w:hint="cs"/>
                 <w:b/>
                 <w:bCs/>
                 <w:sz w:val="24"/>
@@ -4062,7 +6504,13 @@
         <w:rPr>
           <w:cs/>
         </w:rPr>
-        <w:t>0.13) และตัวเรียนรู้เชิงเส้นดีที่สุดหรือห่างจากที่ดีที่สุดไม่เกิน 0.02 ใน 7 จาก 8 ชุดคุณลักษณะ ดังตารางที่ 4</w:t>
+        <w:t>0.13) และตัวเรียนรู้เชิงเส้นดีที่สุดหรือห่างจากที่ดีที่สุดไม่เกิน 0.02 ใน 7 จาก 8 ชุดคุณลักษณะ ดัง</w:t>
+      </w:r>
+      <w:r>
+        <w:rPr>
+          <w:cs/>
+        </w:rPr>
+        <w:t>ตารางที่ 6</w:t>
       </w:r>
     </w:p>
     <w:p>
@@ -4072,7 +6520,6 @@
         <w:ind w:firstLine="0"/>
         <w:jc w:val="center"/>
         <w:rPr>
-          <w:rFonts w:hint="cs"/>
           <w:sz w:val="24"/>
           <w:szCs w:val="24"/>
         </w:rPr>
@@ -4083,7 +6530,7 @@
           <w:szCs w:val="24"/>
           <w:cs/>
         </w:rPr>
-        <w:t>ตารางที่ 4</w:t>
+        <w:t>ตารางที่ 6</w:t>
       </w:r>
       <w:r>
         <w:rPr>
@@ -4155,12 +6602,16 @@
             <w:pPr>
               <w:ind w:firstLine="0"/>
               <w:rPr>
-                <w:sz w:val="24"/>
-                <w:szCs w:val="24"/>
-              </w:rPr>
-            </w:pPr>
-            <w:r>
-              <w:rPr>
+                <w:b/>
+                <w:bCs/>
+                <w:sz w:val="24"/>
+                <w:szCs w:val="24"/>
+              </w:rPr>
+            </w:pPr>
+            <w:r>
+              <w:rPr>
+                <w:b/>
+                <w:bCs/>
                 <w:sz w:val="24"/>
                 <w:szCs w:val="24"/>
                 <w:cs/>
@@ -4178,6 +6629,8 @@
               <w:ind w:firstLine="0"/>
               <w:jc w:val="center"/>
               <w:rPr>
+                <w:b/>
+                <w:bCs/>
                 <w:sz w:val="24"/>
                 <w:szCs w:val="24"/>
               </w:rPr>
@@ -4185,6 +6638,8 @@
             <w:proofErr w:type="spellStart"/>
             <w:r>
               <w:rPr>
+                <w:b/>
+                <w:bCs/>
                 <w:sz w:val="24"/>
                 <w:szCs w:val="24"/>
               </w:rPr>
@@ -4202,12 +6657,16 @@
               <w:ind w:firstLine="0"/>
               <w:jc w:val="center"/>
               <w:rPr>
-                <w:sz w:val="24"/>
-                <w:szCs w:val="24"/>
-              </w:rPr>
-            </w:pPr>
-            <w:r>
-              <w:rPr>
+                <w:b/>
+                <w:bCs/>
+                <w:sz w:val="24"/>
+                <w:szCs w:val="24"/>
+              </w:rPr>
+            </w:pPr>
+            <w:r>
+              <w:rPr>
+                <w:b/>
+                <w:bCs/>
                 <w:sz w:val="24"/>
                 <w:szCs w:val="24"/>
               </w:rPr>
@@ -4224,12 +6683,16 @@
               <w:ind w:firstLine="0"/>
               <w:jc w:val="center"/>
               <w:rPr>
-                <w:sz w:val="24"/>
-                <w:szCs w:val="24"/>
-              </w:rPr>
-            </w:pPr>
-            <w:r>
-              <w:rPr>
+                <w:b/>
+                <w:bCs/>
+                <w:sz w:val="24"/>
+                <w:szCs w:val="24"/>
+              </w:rPr>
+            </w:pPr>
+            <w:r>
+              <w:rPr>
+                <w:b/>
+                <w:bCs/>
                 <w:sz w:val="24"/>
                 <w:szCs w:val="24"/>
               </w:rPr>
@@ -4246,12 +6709,16 @@
               <w:ind w:firstLine="0"/>
               <w:jc w:val="center"/>
               <w:rPr>
-                <w:sz w:val="24"/>
-                <w:szCs w:val="24"/>
-              </w:rPr>
-            </w:pPr>
-            <w:r>
-              <w:rPr>
+                <w:b/>
+                <w:bCs/>
+                <w:sz w:val="24"/>
+                <w:szCs w:val="24"/>
+              </w:rPr>
+            </w:pPr>
+            <w:r>
+              <w:rPr>
+                <w:b/>
+                <w:bCs/>
                 <w:sz w:val="24"/>
                 <w:szCs w:val="24"/>
               </w:rPr>
@@ -4268,12 +6735,16 @@
               <w:ind w:firstLine="0"/>
               <w:jc w:val="center"/>
               <w:rPr>
-                <w:sz w:val="24"/>
-                <w:szCs w:val="24"/>
-              </w:rPr>
-            </w:pPr>
-            <w:r>
-              <w:rPr>
+                <w:b/>
+                <w:bCs/>
+                <w:sz w:val="24"/>
+                <w:szCs w:val="24"/>
+              </w:rPr>
+            </w:pPr>
+            <w:r>
+              <w:rPr>
+                <w:b/>
+                <w:bCs/>
                 <w:sz w:val="24"/>
                 <w:szCs w:val="24"/>
               </w:rPr>
@@ -4454,58 +6925,24 @@
                 <w:szCs w:val="24"/>
                 <w:cs/>
               </w:rPr>
-              <w:t>2 เส</w:t>
-            </w:r>
-            <w:r>
-              <w:rPr>
-                <w:rFonts w:hint="cs"/>
-                <w:sz w:val="24"/>
-                <w:szCs w:val="24"/>
-                <w:cs/>
-              </w:rPr>
-              <w:t>ีย</w:t>
-            </w:r>
-            <w:r>
-              <w:rPr>
-                <w:sz w:val="24"/>
-                <w:szCs w:val="24"/>
-                <w:cs/>
-              </w:rPr>
-              <w:t>ง</w:t>
-            </w:r>
-          </w:p>
-          <w:p>
-            <w:pPr>
-              <w:ind w:firstLine="0"/>
-              <w:rPr>
-                <w:sz w:val="24"/>
-                <w:szCs w:val="24"/>
-              </w:rPr>
-            </w:pPr>
-            <w:r>
-              <w:rPr>
-                <w:sz w:val="24"/>
-                <w:szCs w:val="24"/>
-                <w:cs/>
-              </w:rPr>
-              <w:t>/</w:t>
-            </w:r>
-            <w:r>
-              <w:rPr>
-                <w:rFonts w:hint="cs"/>
-                <w:sz w:val="24"/>
-                <w:szCs w:val="24"/>
-                <w:cs/>
-              </w:rPr>
-              <w:t xml:space="preserve"> </w:t>
-            </w:r>
-            <w:r>
-              <w:rPr>
-                <w:sz w:val="24"/>
-                <w:szCs w:val="24"/>
-                <w:cs/>
-              </w:rPr>
-              <w:t>ข้อความ</w:t>
+              <w:t>2 เสียง</w:t>
+            </w:r>
+          </w:p>
+          <w:p>
+            <w:pPr>
+              <w:ind w:firstLine="0"/>
+              <w:rPr>
+                <w:sz w:val="24"/>
+                <w:szCs w:val="24"/>
+              </w:rPr>
+            </w:pPr>
+            <w:r>
+              <w:rPr>
+                <w:sz w:val="24"/>
+                <w:szCs w:val="24"/>
+                <w:cs/>
+              </w:rPr>
+              <w:t>/ ข้อความ</w:t>
             </w:r>
           </w:p>
         </w:tc>
@@ -5503,7 +7940,6 @@
               <w:ind w:firstLine="0"/>
               <w:jc w:val="center"/>
               <w:rPr>
-                <w:rFonts w:hint="cs"/>
                 <w:sz w:val="24"/>
                 <w:szCs w:val="24"/>
                 <w:cs/>
@@ -5654,10 +8090,13 @@
         <w:rPr>
           <w:cs/>
         </w:rPr>
-        <w:t xml:space="preserve"> เมื่อนับการจับช่วงละสายตาตรงเวลา ดังตารางที่ </w:t>
-      </w:r>
-      <w:r>
-        <w:t>5</w:t>
+        <w:t xml:space="preserve"> เมื่อนับการจับช่วงละสายตาตรงเวลา ดัง</w:t>
+      </w:r>
+      <w:r>
+        <w:rPr>
+          <w:cs/>
+        </w:rPr>
+        <w:t>ตารางที่ 7</w:t>
       </w:r>
     </w:p>
     <w:p>
@@ -5677,14 +8116,7 @@
           <w:szCs w:val="24"/>
           <w:cs/>
         </w:rPr>
-        <w:t xml:space="preserve">ตารางที่ </w:t>
-      </w:r>
-      <w:r>
-        <w:rPr>
-          <w:sz w:val="24"/>
-          <w:szCs w:val="24"/>
-        </w:rPr>
-        <w:t>5</w:t>
+        <w:t>ตารางที่ 7</w:t>
       </w:r>
       <w:r>
         <w:rPr>
@@ -5715,7 +8147,7 @@
               <w:keepNext/>
               <w:spacing w:after="120"/>
               <w:ind w:firstLine="0"/>
-              <w:jc w:val="left"/>
+              <w:jc w:val="center"/>
               <w:rPr>
                 <w:b/>
                 <w:bCs/>
@@ -6392,10 +8824,13 @@
         <w:rPr>
           <w:cs/>
         </w:rPr>
-        <w:t xml:space="preserve">ซ้ำ และรายงานทั้งสองแบบในตารางที่ </w:t>
-      </w:r>
-      <w:r>
-        <w:t>6</w:t>
+        <w:t>ซ้ำ และรายงานทั้งสองแบบใน</w:t>
+      </w:r>
+      <w:r>
+        <w:rPr>
+          <w:cs/>
+        </w:rPr>
+        <w:t>ตารางที่ 8</w:t>
       </w:r>
     </w:p>
     <w:p>
@@ -6415,52 +8850,698 @@
           <w:szCs w:val="24"/>
           <w:cs/>
         </w:rPr>
-        <w:t xml:space="preserve">ตารางที่ </w:t>
+        <w:t>ตารางที่ 8</w:t>
       </w:r>
       <w:r>
         <w:rPr>
           <w:sz w:val="24"/>
           <w:szCs w:val="24"/>
-        </w:rPr>
-        <w:t>6</w:t>
+          <w:cs/>
+        </w:rPr>
+        <w:t xml:space="preserve"> คำแนะนำบน </w:t>
       </w:r>
       <w:r>
         <w:rPr>
           <w:sz w:val="24"/>
           <w:szCs w:val="24"/>
-          <w:cs/>
-        </w:rPr>
-        <w:t xml:space="preserve"> คำแนะนำบน </w:t>
+        </w:rPr>
+        <w:t>24</w:t>
       </w:r>
       <w:r>
         <w:rPr>
           <w:sz w:val="24"/>
           <w:szCs w:val="24"/>
-        </w:rPr>
-        <w:t>24</w:t>
+          <w:cs/>
+        </w:rPr>
+        <w:t xml:space="preserve"> คลิปที่มีปัญหา (</w:t>
       </w:r>
       <w:r>
         <w:rPr>
           <w:sz w:val="24"/>
           <w:szCs w:val="24"/>
-          <w:cs/>
-        </w:rPr>
-        <w:t xml:space="preserve"> คลิปที่มีปัญหา (</w:t>
+        </w:rPr>
+        <w:t>41</w:t>
       </w:r>
       <w:r>
         <w:rPr>
           <w:sz w:val="24"/>
           <w:szCs w:val="24"/>
-        </w:rPr>
-        <w:t>41</w:t>
-      </w:r>
-      <w:r>
-        <w:rPr>
+          <w:cs/>
+        </w:rPr>
+        <w:t xml:space="preserve"> ปัญหา)</w:t>
+      </w:r>
+    </w:p>
+    <w:tbl>
+      <w:tblPr>
+        <w:tblStyle w:val="TableGrid"/>
+        <w:tblW w:w="4989" w:type="pct"/>
+        <w:tblCellMar>
+          <w:top w:w="28" w:type="dxa"/>
+          <w:left w:w="57" w:type="dxa"/>
+          <w:bottom w:w="28" w:type="dxa"/>
+          <w:right w:w="57" w:type="dxa"/>
+        </w:tblCellMar>
+        <w:tblLook w:val="04A0" w:firstRow="1" w:lastRow="0" w:firstColumn="1" w:lastColumn="0" w:noHBand="0" w:noVBand="1"/>
+      </w:tblPr>
+      <w:tblGrid>
+        <w:gridCol w:w="1090"/>
+        <w:gridCol w:w="1316"/>
+        <w:gridCol w:w="991"/>
+        <w:gridCol w:w="956"/>
+      </w:tblGrid>
+      <w:tr>
+        <w:trPr>
+          <w:trHeight w:val="319"/>
+        </w:trPr>
+        <w:tc>
+          <w:tcPr>
+            <w:tcW w:w="1252" w:type="pct"/>
+          </w:tcPr>
+          <w:p>
+            <w:pPr>
+              <w:spacing w:after="120"/>
+              <w:ind w:firstLine="0"/>
+              <w:jc w:val="center"/>
+              <w:rPr>
+                <w:b/>
+                <w:bCs/>
+                <w:sz w:val="24"/>
+                <w:szCs w:val="24"/>
+              </w:rPr>
+            </w:pPr>
+            <w:r>
+              <w:rPr>
+                <w:b/>
+                <w:bCs/>
+                <w:sz w:val="24"/>
+                <w:szCs w:val="24"/>
+                <w:cs/>
+              </w:rPr>
+              <w:t>โค้ช</w:t>
+            </w:r>
+          </w:p>
+        </w:tc>
+        <w:tc>
+          <w:tcPr>
+            <w:tcW w:w="1512" w:type="pct"/>
+          </w:tcPr>
+          <w:p>
+            <w:pPr>
+              <w:spacing w:after="120"/>
+              <w:ind w:firstLine="0"/>
+              <w:jc w:val="center"/>
+              <w:rPr>
+                <w:b/>
+                <w:bCs/>
+                <w:sz w:val="24"/>
+                <w:szCs w:val="24"/>
+              </w:rPr>
+            </w:pPr>
+            <w:r>
+              <w:rPr>
+                <w:b/>
+                <w:bCs/>
+                <w:sz w:val="24"/>
+                <w:szCs w:val="24"/>
+                <w:cs/>
+              </w:rPr>
+              <w:t>พูดถึงปัญหา</w:t>
+            </w:r>
+          </w:p>
+        </w:tc>
+        <w:tc>
+          <w:tcPr>
+            <w:tcW w:w="1138" w:type="pct"/>
+          </w:tcPr>
+          <w:p>
+            <w:pPr>
+              <w:spacing w:after="120"/>
+              <w:ind w:firstLine="0"/>
+              <w:jc w:val="center"/>
+              <w:rPr>
+                <w:b/>
+                <w:bCs/>
+                <w:sz w:val="24"/>
+                <w:szCs w:val="24"/>
+              </w:rPr>
+            </w:pPr>
+            <w:r>
+              <w:rPr>
+                <w:b/>
+                <w:bCs/>
+                <w:sz w:val="24"/>
+                <w:szCs w:val="24"/>
+                <w:cs/>
+              </w:rPr>
+              <w:t>ข้อที่เหลือ</w:t>
+            </w:r>
+          </w:p>
+        </w:tc>
+        <w:tc>
+          <w:tcPr>
+            <w:tcW w:w="1098" w:type="pct"/>
+          </w:tcPr>
+          <w:p>
+            <w:pPr>
+              <w:spacing w:after="120"/>
+              <w:ind w:firstLine="0"/>
+              <w:jc w:val="center"/>
+              <w:rPr>
+                <w:b/>
+                <w:bCs/>
+                <w:sz w:val="24"/>
+                <w:szCs w:val="24"/>
+              </w:rPr>
+            </w:pPr>
+            <w:r>
+              <w:rPr>
+                <w:b/>
+                <w:bCs/>
+                <w:sz w:val="24"/>
+                <w:szCs w:val="24"/>
+                <w:cs/>
+              </w:rPr>
+              <w:t>ข้อที่ถูกตัด</w:t>
+            </w:r>
+          </w:p>
+        </w:tc>
+      </w:tr>
+      <w:tr>
+        <w:trPr>
+          <w:trHeight w:val="383"/>
+        </w:trPr>
+        <w:tc>
+          <w:tcPr>
+            <w:tcW w:w="1252" w:type="pct"/>
+          </w:tcPr>
+          <w:p>
+            <w:pPr>
+              <w:spacing w:after="120"/>
+              <w:ind w:firstLine="0"/>
+              <w:jc w:val="left"/>
+              <w:rPr>
+                <w:sz w:val="24"/>
+                <w:szCs w:val="24"/>
+              </w:rPr>
+            </w:pPr>
+            <w:r>
+              <w:rPr>
+                <w:sz w:val="24"/>
+                <w:szCs w:val="24"/>
+              </w:rPr>
+              <w:t>Typhoon v1</w:t>
+            </w:r>
+          </w:p>
+        </w:tc>
+        <w:tc>
+          <w:tcPr>
+            <w:tcW w:w="1512" w:type="pct"/>
+          </w:tcPr>
+          <w:p>
+            <w:pPr>
+              <w:spacing w:after="120"/>
+              <w:ind w:firstLine="0"/>
+              <w:jc w:val="center"/>
+              <w:rPr>
+                <w:sz w:val="24"/>
+                <w:szCs w:val="24"/>
+              </w:rPr>
+            </w:pPr>
+            <w:r>
+              <w:rPr>
+                <w:sz w:val="24"/>
+                <w:szCs w:val="24"/>
+              </w:rPr>
+              <w:t>20/41 = 49%</w:t>
+            </w:r>
+          </w:p>
+        </w:tc>
+        <w:tc>
+          <w:tcPr>
+            <w:tcW w:w="1138" w:type="pct"/>
+          </w:tcPr>
+          <w:p>
+            <w:pPr>
+              <w:spacing w:after="120"/>
+              <w:ind w:firstLine="0"/>
+              <w:jc w:val="center"/>
+              <w:rPr>
+                <w:sz w:val="24"/>
+                <w:szCs w:val="24"/>
+              </w:rPr>
+            </w:pPr>
+            <w:r>
+              <w:rPr>
+                <w:sz w:val="24"/>
+                <w:szCs w:val="24"/>
+              </w:rPr>
+              <w:t>28</w:t>
+            </w:r>
+          </w:p>
+        </w:tc>
+        <w:tc>
+          <w:tcPr>
+            <w:tcW w:w="1098" w:type="pct"/>
+          </w:tcPr>
+          <w:p>
+            <w:pPr>
+              <w:spacing w:after="120"/>
+              <w:ind w:firstLine="0"/>
+              <w:jc w:val="center"/>
+              <w:rPr>
+                <w:sz w:val="24"/>
+                <w:szCs w:val="24"/>
+              </w:rPr>
+            </w:pPr>
+            <w:r>
+              <w:rPr>
+                <w:sz w:val="24"/>
+                <w:szCs w:val="24"/>
+              </w:rPr>
+              <w:t>36</w:t>
+            </w:r>
+          </w:p>
+        </w:tc>
+      </w:tr>
+      <w:tr>
+        <w:tc>
+          <w:tcPr>
+            <w:tcW w:w="1252" w:type="pct"/>
+          </w:tcPr>
+          <w:p>
+            <w:pPr>
+              <w:spacing w:after="120"/>
+              <w:ind w:firstLine="0"/>
+              <w:jc w:val="left"/>
+              <w:rPr>
+                <w:sz w:val="24"/>
+                <w:szCs w:val="24"/>
+              </w:rPr>
+            </w:pPr>
+            <w:r>
+              <w:rPr>
+                <w:sz w:val="24"/>
+                <w:szCs w:val="24"/>
+              </w:rPr>
+              <w:t>Typhoon v2</w:t>
+            </w:r>
+          </w:p>
+        </w:tc>
+        <w:tc>
+          <w:tcPr>
+            <w:tcW w:w="1512" w:type="pct"/>
+          </w:tcPr>
+          <w:p>
+            <w:pPr>
+              <w:spacing w:after="120"/>
+              <w:ind w:firstLine="0"/>
+              <w:jc w:val="center"/>
+              <w:rPr>
+                <w:sz w:val="24"/>
+                <w:szCs w:val="24"/>
+              </w:rPr>
+            </w:pPr>
+            <w:r>
+              <w:rPr>
+                <w:sz w:val="24"/>
+                <w:szCs w:val="24"/>
+              </w:rPr>
+              <w:t>23/41 = 56%</w:t>
+            </w:r>
+          </w:p>
+        </w:tc>
+        <w:tc>
+          <w:tcPr>
+            <w:tcW w:w="1138" w:type="pct"/>
+          </w:tcPr>
+          <w:p>
+            <w:pPr>
+              <w:spacing w:after="120"/>
+              <w:ind w:firstLine="0"/>
+              <w:jc w:val="center"/>
+              <w:rPr>
+                <w:sz w:val="24"/>
+                <w:szCs w:val="24"/>
+              </w:rPr>
+            </w:pPr>
+            <w:r>
+              <w:rPr>
+                <w:sz w:val="24"/>
+                <w:szCs w:val="24"/>
+              </w:rPr>
+              <w:t>38</w:t>
+            </w:r>
+          </w:p>
+        </w:tc>
+        <w:tc>
+          <w:tcPr>
+            <w:tcW w:w="1098" w:type="pct"/>
+          </w:tcPr>
+          <w:p>
+            <w:pPr>
+              <w:spacing w:after="120"/>
+              <w:ind w:firstLine="0"/>
+              <w:jc w:val="center"/>
+              <w:rPr>
+                <w:sz w:val="24"/>
+                <w:szCs w:val="24"/>
+              </w:rPr>
+            </w:pPr>
+            <w:r>
+              <w:rPr>
+                <w:sz w:val="24"/>
+                <w:szCs w:val="24"/>
+              </w:rPr>
+              <w:t>26</w:t>
+            </w:r>
+          </w:p>
+        </w:tc>
+      </w:tr>
+      <w:tr>
+        <w:tc>
+          <w:tcPr>
+            <w:tcW w:w="1252" w:type="pct"/>
+          </w:tcPr>
+          <w:p>
+            <w:pPr>
+              <w:spacing w:after="120"/>
+              <w:ind w:firstLine="0"/>
+              <w:jc w:val="left"/>
+              <w:rPr>
+                <w:sz w:val="24"/>
+                <w:szCs w:val="24"/>
+              </w:rPr>
+            </w:pPr>
+            <w:r>
+              <w:rPr>
+                <w:sz w:val="24"/>
+                <w:szCs w:val="24"/>
+                <w:cs/>
+              </w:rPr>
+              <w:t xml:space="preserve">แม่แบบ </w:t>
+            </w:r>
+            <w:r>
+              <w:rPr>
+                <w:sz w:val="24"/>
+                <w:szCs w:val="24"/>
+              </w:rPr>
+              <w:t>v1</w:t>
+            </w:r>
+          </w:p>
+        </w:tc>
+        <w:tc>
+          <w:tcPr>
+            <w:tcW w:w="1512" w:type="pct"/>
+          </w:tcPr>
+          <w:p>
+            <w:pPr>
+              <w:spacing w:after="120"/>
+              <w:ind w:firstLine="0"/>
+              <w:jc w:val="center"/>
+              <w:rPr>
+                <w:sz w:val="24"/>
+                <w:szCs w:val="24"/>
+              </w:rPr>
+            </w:pPr>
+            <w:r>
+              <w:rPr>
+                <w:sz w:val="24"/>
+                <w:szCs w:val="24"/>
+              </w:rPr>
+              <w:t>20/41 = 49%</w:t>
+            </w:r>
+          </w:p>
+        </w:tc>
+        <w:tc>
+          <w:tcPr>
+            <w:tcW w:w="1138" w:type="pct"/>
+          </w:tcPr>
+          <w:p>
+            <w:pPr>
+              <w:spacing w:after="120"/>
+              <w:ind w:firstLine="0"/>
+              <w:jc w:val="center"/>
+              <w:rPr>
+                <w:sz w:val="24"/>
+                <w:szCs w:val="24"/>
+              </w:rPr>
+            </w:pPr>
+            <w:r>
+              <w:rPr>
+                <w:sz w:val="24"/>
+                <w:szCs w:val="24"/>
+              </w:rPr>
+              <w:t>40</w:t>
+            </w:r>
+          </w:p>
+        </w:tc>
+        <w:tc>
+          <w:tcPr>
+            <w:tcW w:w="1098" w:type="pct"/>
+          </w:tcPr>
+          <w:p>
+            <w:pPr>
+              <w:spacing w:after="120"/>
+              <w:ind w:firstLine="0"/>
+              <w:jc w:val="center"/>
+              <w:rPr>
+                <w:sz w:val="24"/>
+                <w:szCs w:val="24"/>
+              </w:rPr>
+            </w:pPr>
+            <w:r>
+              <w:rPr>
+                <w:sz w:val="24"/>
+                <w:szCs w:val="24"/>
+              </w:rPr>
+              <w:t>6</w:t>
+            </w:r>
+          </w:p>
+        </w:tc>
+      </w:tr>
+      <w:tr>
+        <w:tc>
+          <w:tcPr>
+            <w:tcW w:w="1252" w:type="pct"/>
+          </w:tcPr>
+          <w:p>
+            <w:pPr>
+              <w:spacing w:after="120"/>
+              <w:ind w:firstLine="0"/>
+              <w:jc w:val="left"/>
+              <w:rPr>
+                <w:sz w:val="24"/>
+                <w:szCs w:val="24"/>
+              </w:rPr>
+            </w:pPr>
+            <w:r>
+              <w:rPr>
+                <w:sz w:val="24"/>
+                <w:szCs w:val="24"/>
+                <w:cs/>
+              </w:rPr>
+              <w:t xml:space="preserve">แม่แบบ </w:t>
+            </w:r>
+            <w:r>
+              <w:rPr>
+                <w:sz w:val="24"/>
+                <w:szCs w:val="24"/>
+              </w:rPr>
+              <w:t>v2</w:t>
+            </w:r>
+          </w:p>
+        </w:tc>
+        <w:tc>
+          <w:tcPr>
+            <w:tcW w:w="1512" w:type="pct"/>
+          </w:tcPr>
+          <w:p>
+            <w:pPr>
+              <w:spacing w:after="120"/>
+              <w:ind w:firstLine="0"/>
+              <w:jc w:val="center"/>
+              <w:rPr>
+                <w:sz w:val="24"/>
+                <w:szCs w:val="24"/>
+              </w:rPr>
+            </w:pPr>
+            <w:r>
+              <w:rPr>
+                <w:sz w:val="24"/>
+                <w:szCs w:val="24"/>
+              </w:rPr>
+              <w:t>23/41 = 56%</w:t>
+            </w:r>
+          </w:p>
+        </w:tc>
+        <w:tc>
+          <w:tcPr>
+            <w:tcW w:w="1138" w:type="pct"/>
+          </w:tcPr>
+          <w:p>
+            <w:pPr>
+              <w:spacing w:after="120"/>
+              <w:ind w:firstLine="0"/>
+              <w:jc w:val="center"/>
+              <w:rPr>
+                <w:sz w:val="24"/>
+                <w:szCs w:val="24"/>
+              </w:rPr>
+            </w:pPr>
+            <w:r>
+              <w:rPr>
+                <w:sz w:val="24"/>
+                <w:szCs w:val="24"/>
+              </w:rPr>
+              <w:t>46</w:t>
+            </w:r>
+          </w:p>
+        </w:tc>
+        <w:tc>
+          <w:tcPr>
+            <w:tcW w:w="1098" w:type="pct"/>
+          </w:tcPr>
+          <w:p>
+            <w:pPr>
+              <w:spacing w:after="120"/>
+              <w:ind w:firstLine="0"/>
+              <w:jc w:val="center"/>
+              <w:rPr>
+                <w:sz w:val="24"/>
+                <w:szCs w:val="24"/>
+              </w:rPr>
+            </w:pPr>
+            <w:r>
+              <w:rPr>
+                <w:sz w:val="24"/>
+                <w:szCs w:val="24"/>
+              </w:rPr>
+              <w:t>0</w:t>
+            </w:r>
+          </w:p>
+        </w:tc>
+      </w:tr>
+    </w:tbl>
+    <w:p>
+      <w:r>
+        <w:rPr>
+          <w:cs/>
+        </w:rPr>
+        <w:t xml:space="preserve">ทั้งสองโค้ชพูดถึงปัญหาได้เท่ากัน แต่คำตอบของ </w:t>
+      </w:r>
+      <w:r>
+        <w:t xml:space="preserve">Typhoon </w:t>
+      </w:r>
+      <w:r>
+        <w:rPr>
+          <w:cs/>
+        </w:rPr>
+        <w:t xml:space="preserve">ถูกตัดมากกว่า ส่วนใหญ่เป็นการอ้างเวลาที่ไม่มีในหลักฐาน ในคลิปควบคุมทั้งสองโค้ชให้ข้อควรแก้ </w:t>
+      </w:r>
+      <w:r>
+        <w:t xml:space="preserve">5 </w:t>
+      </w:r>
+      <w:r>
+        <w:rPr>
+          <w:cs/>
+        </w:rPr>
+        <w:t>ข้อเท่ากัน</w:t>
+      </w:r>
+      <w:r>
+        <w:rPr>
+          <w:cs/>
+        </w:rPr>
+        <w:t xml:space="preserve"> </w:t>
+      </w:r>
+      <w:r>
+        <w:lastRenderedPageBreak/>
+        <w:t xml:space="preserve">Typhoon </w:t>
+      </w:r>
+      <w:r>
+        <w:rPr>
+          <w:cs/>
+        </w:rPr>
+        <w:t xml:space="preserve">ใช้เวลาเฉลี่ย </w:t>
+      </w:r>
+      <w:r>
+        <w:t xml:space="preserve">333 </w:t>
+      </w:r>
+      <w:r>
+        <w:rPr>
+          <w:cs/>
+        </w:rPr>
+        <w:t>วินาทีต่อคลิป (</w:t>
+      </w:r>
+      <w:r>
+        <w:t xml:space="preserve">124–613 </w:t>
+      </w:r>
+      <w:r>
+        <w:rPr>
+          <w:cs/>
+        </w:rPr>
+        <w:t>วินาที)</w:t>
+      </w:r>
+    </w:p>
+    <w:p>
+      <w:r>
+        <w:rPr>
+          <w:cs/>
+        </w:rPr>
+        <w:t xml:space="preserve">ตารางที่ </w:t>
+      </w:r>
+      <w:r>
+        <w:t>9</w:t>
+      </w:r>
+      <w:r>
+        <w:rPr>
+          <w:cs/>
+        </w:rPr>
+        <w:t xml:space="preserve"> แสดงตัวอย่างข้อที่ตัวตรวจตัดออกจากรายงานของ </w:t>
+      </w:r>
+      <w:r>
+        <w:t xml:space="preserve">Typhoon </w:t>
+      </w:r>
+      <w:r>
+        <w:rPr>
+          <w:cs/>
+        </w:rPr>
+        <w:t>หลังให้แก้หนึ่งรอบแล้วยังไม่ผ่าน สองแถวแรกเป็นการตัดที่ถูกต้อง คือโค้ชอ้างรหัสหลักฐานที่ไม่มีอยู่จริง และอ้างตัวเลขกับเรื่องที่ไม่ได้วัด ส่วนแถวสุดท้ายเป็นตัวอย่างที่ตัวตรวจเข้มเกิน เพราะคำแนะนำให้หันขวากลับมามองกล้องนั้นสมเหตุสมผล แต่กฎจับคู่ทิศตามตัวอักษรกับหลักฐาน "หันซ้าย" จึงตัดทิ้ง</w:t>
+      </w:r>
+    </w:p>
+    <w:p>
+      <w:pPr>
+        <w:keepNext/>
+        <w:spacing w:before="120" w:after="40"/>
+        <w:ind w:firstLine="0"/>
+        <w:jc w:val="center"/>
+        <w:rPr>
+          <w:rFonts w:hint="cs"/>
           <w:sz w:val="24"/>
           <w:szCs w:val="24"/>
-          <w:cs/>
-        </w:rPr>
-        <w:t xml:space="preserve"> ปัญหา)</w:t>
+        </w:rPr>
+      </w:pPr>
+      <w:r>
+        <w:rPr>
+          <w:sz w:val="24"/>
+          <w:szCs w:val="24"/>
+          <w:cs/>
+        </w:rPr>
+        <w:t xml:space="preserve">ตารางที่ </w:t>
+      </w:r>
+      <w:r>
+        <w:rPr>
+          <w:sz w:val="24"/>
+          <w:szCs w:val="24"/>
+        </w:rPr>
+        <w:t>9</w:t>
+      </w:r>
+      <w:r>
+        <w:rPr>
+          <w:sz w:val="24"/>
+          <w:szCs w:val="24"/>
+          <w:cs/>
+        </w:rPr>
+        <w:t xml:space="preserve"> ตัวอย่างข้อที่ตัวตรวจตัดทิ้ง </w:t>
       </w:r>
     </w:p>
     <w:tbl>
@@ -6470,105 +9551,52 @@
         <w:tblLook w:val="04A0" w:firstRow="1" w:lastRow="0" w:firstColumn="1" w:lastColumn="0" w:noHBand="0" w:noVBand="1"/>
       </w:tblPr>
       <w:tblGrid>
-        <w:gridCol w:w="1089"/>
-        <w:gridCol w:w="1741"/>
-        <w:gridCol w:w="709"/>
-        <w:gridCol w:w="814"/>
+        <w:gridCol w:w="2176"/>
+        <w:gridCol w:w="2177"/>
       </w:tblGrid>
       <w:tr>
         <w:tc>
           <w:tcPr>
-            <w:tcW w:w="1251" w:type="pct"/>
-          </w:tcPr>
-          <w:p>
-            <w:pPr>
-              <w:spacing w:after="120"/>
-              <w:ind w:firstLine="0"/>
-              <w:jc w:val="left"/>
-              <w:rPr>
-                <w:sz w:val="24"/>
-                <w:szCs w:val="24"/>
-              </w:rPr>
-            </w:pPr>
-            <w:r>
-              <w:rPr>
-                <w:sz w:val="24"/>
-                <w:szCs w:val="24"/>
-                <w:cs/>
-              </w:rPr>
-              <w:t>โค้ช / ตัวตรวจ</w:t>
-            </w:r>
-          </w:p>
-        </w:tc>
-        <w:tc>
-          <w:tcPr>
-            <w:tcW w:w="2000" w:type="pct"/>
-          </w:tcPr>
-          <w:p>
-            <w:pPr>
-              <w:spacing w:after="120"/>
+            <w:tcW w:w="2499" w:type="pct"/>
+          </w:tcPr>
+          <w:p>
+            <w:pPr>
+              <w:ind w:firstLine="0"/>
+              <w:rPr>
+                <w:b/>
+                <w:bCs/>
+              </w:rPr>
+            </w:pPr>
+            <w:r>
+              <w:rPr>
+                <w:b/>
+                <w:bCs/>
+                <w:cs/>
+              </w:rPr>
+              <w:t>ข้อที่โค้ชเขียน (ย่อ)</w:t>
+            </w:r>
+          </w:p>
+        </w:tc>
+        <w:tc>
+          <w:tcPr>
+            <w:tcW w:w="2501" w:type="pct"/>
+          </w:tcPr>
+          <w:p>
+            <w:pPr>
               <w:ind w:firstLine="0"/>
               <w:jc w:val="center"/>
               <w:rPr>
-                <w:sz w:val="24"/>
-                <w:szCs w:val="24"/>
-              </w:rPr>
-            </w:pPr>
-            <w:r>
-              <w:rPr>
-                <w:sz w:val="24"/>
-                <w:szCs w:val="24"/>
-                <w:cs/>
-              </w:rPr>
-              <w:t>พูดถึงปัญหา</w:t>
-            </w:r>
-          </w:p>
-        </w:tc>
-        <w:tc>
-          <w:tcPr>
-            <w:tcW w:w="814" w:type="pct"/>
-          </w:tcPr>
-          <w:p>
-            <w:pPr>
-              <w:spacing w:after="120"/>
-              <w:ind w:firstLine="0"/>
-              <w:jc w:val="center"/>
-              <w:rPr>
-                <w:sz w:val="24"/>
-                <w:szCs w:val="24"/>
-              </w:rPr>
-            </w:pPr>
-            <w:r>
-              <w:rPr>
-                <w:sz w:val="24"/>
-                <w:szCs w:val="24"/>
-                <w:cs/>
-              </w:rPr>
-              <w:t>ข้อที่เหลือ</w:t>
-            </w:r>
-          </w:p>
-        </w:tc>
-        <w:tc>
-          <w:tcPr>
-            <w:tcW w:w="935" w:type="pct"/>
-          </w:tcPr>
-          <w:p>
-            <w:pPr>
-              <w:spacing w:after="120"/>
-              <w:ind w:firstLine="0"/>
-              <w:jc w:val="center"/>
-              <w:rPr>
-                <w:sz w:val="24"/>
-                <w:szCs w:val="24"/>
-              </w:rPr>
-            </w:pPr>
-            <w:r>
-              <w:rPr>
-                <w:sz w:val="24"/>
-                <w:szCs w:val="24"/>
-                <w:cs/>
-              </w:rPr>
-              <w:t>ข้อที่ถูกตัด</w:t>
+                <w:b/>
+                <w:bCs/>
+              </w:rPr>
+            </w:pPr>
+            <w:r>
+              <w:rPr>
+                <w:b/>
+                <w:bCs/>
+                <w:cs/>
+              </w:rPr>
+              <w:t>เหตุผลที่ตัด</w:t>
             </w:r>
           </w:p>
         </w:tc>
@@ -6576,93 +9604,54 @@
       <w:tr>
         <w:tc>
           <w:tcPr>
-            <w:tcW w:w="1251" w:type="pct"/>
-          </w:tcPr>
-          <w:p>
-            <w:pPr>
-              <w:spacing w:after="120"/>
-              <w:ind w:firstLine="0"/>
-              <w:jc w:val="left"/>
-              <w:rPr>
-                <w:sz w:val="24"/>
-                <w:szCs w:val="24"/>
-              </w:rPr>
-            </w:pPr>
-            <w:r>
-              <w:rPr>
-                <w:sz w:val="24"/>
-                <w:szCs w:val="24"/>
-              </w:rPr>
-              <w:t>Typhoon v1</w:t>
-            </w:r>
-          </w:p>
-        </w:tc>
-        <w:tc>
-          <w:tcPr>
-            <w:tcW w:w="2000" w:type="pct"/>
-          </w:tcPr>
-          <w:p>
-            <w:pPr>
-              <w:spacing w:after="120"/>
-              <w:ind w:firstLine="0"/>
-              <w:jc w:val="center"/>
-              <w:rPr>
-                <w:sz w:val="24"/>
-                <w:szCs w:val="24"/>
-              </w:rPr>
-            </w:pPr>
-            <w:r>
-              <w:rPr>
-                <w:sz w:val="24"/>
-                <w:szCs w:val="24"/>
-              </w:rPr>
-              <w:t>20/41 = 49%</w:t>
-            </w:r>
-          </w:p>
-        </w:tc>
-        <w:tc>
-          <w:tcPr>
-            <w:tcW w:w="814" w:type="pct"/>
-          </w:tcPr>
-          <w:p>
-            <w:pPr>
-              <w:spacing w:after="120"/>
-              <w:ind w:firstLine="0"/>
-              <w:jc w:val="center"/>
-              <w:rPr>
-                <w:sz w:val="24"/>
-                <w:szCs w:val="24"/>
-              </w:rPr>
-            </w:pPr>
-            <w:r>
-              <w:rPr>
-                <w:sz w:val="24"/>
-                <w:szCs w:val="24"/>
-              </w:rPr>
-              <w:t>28</w:t>
-            </w:r>
-          </w:p>
-        </w:tc>
-        <w:tc>
-          <w:tcPr>
-            <w:tcW w:w="935" w:type="pct"/>
-          </w:tcPr>
-          <w:p>
-            <w:pPr>
-              <w:spacing w:after="120"/>
-              <w:ind w:firstLine="0"/>
-              <w:jc w:val="center"/>
-              <w:rPr>
-                <w:sz w:val="24"/>
-                <w:szCs w:val="24"/>
-              </w:rPr>
-            </w:pPr>
-            <w:r>
-              <w:rPr>
-                <w:sz w:val="24"/>
-                <w:szCs w:val="24"/>
-              </w:rPr>
-              <w:t>36</w:t>
+            <w:tcW w:w="2499" w:type="pct"/>
+          </w:tcPr>
+          <w:p>
+            <w:pPr>
+              <w:ind w:firstLine="0"/>
+            </w:pPr>
+            <w:r>
+              <w:rPr>
+                <w:cs/>
+              </w:rPr>
+              <w:t xml:space="preserve">จุดแข็ง: ใช้โครงสร้าง </w:t>
+            </w:r>
+            <w:r>
+              <w:t xml:space="preserve">STAR </w:t>
+            </w:r>
+            <w:r>
+              <w:rPr>
+                <w:cs/>
+              </w:rPr>
+              <w:t xml:space="preserve">ครบ (อ้าง </w:t>
+            </w:r>
+            <w:r>
+              <w:t>T4–T9)</w:t>
+            </w:r>
+          </w:p>
+        </w:tc>
+        <w:tc>
+          <w:tcPr>
+            <w:tcW w:w="2501" w:type="pct"/>
+          </w:tcPr>
+          <w:p>
+            <w:pPr>
+              <w:ind w:firstLine="0"/>
+            </w:pPr>
+            <w:r>
+              <w:rPr>
+                <w:cs/>
+              </w:rPr>
+              <w:t xml:space="preserve">ไม่มีรหัส </w:t>
+            </w:r>
+            <w:r>
+              <w:t xml:space="preserve">T4–T9 </w:t>
+            </w:r>
+            <w:r>
+              <w:rPr>
+                <w:cs/>
+              </w:rPr>
+              <w:t>ในบันทึก</w:t>
             </w:r>
           </w:p>
         </w:tc>
@@ -6670,93 +9659,57 @@
       <w:tr>
         <w:tc>
           <w:tcPr>
-            <w:tcW w:w="1251" w:type="pct"/>
-          </w:tcPr>
-          <w:p>
-            <w:pPr>
-              <w:spacing w:after="120"/>
-              <w:ind w:firstLine="0"/>
-              <w:jc w:val="left"/>
-              <w:rPr>
-                <w:sz w:val="24"/>
-                <w:szCs w:val="24"/>
-              </w:rPr>
-            </w:pPr>
-            <w:r>
-              <w:rPr>
-                <w:sz w:val="24"/>
-                <w:szCs w:val="24"/>
-              </w:rPr>
-              <w:t>Typhoon v2</w:t>
-            </w:r>
-          </w:p>
-        </w:tc>
-        <w:tc>
-          <w:tcPr>
-            <w:tcW w:w="2000" w:type="pct"/>
-          </w:tcPr>
-          <w:p>
-            <w:pPr>
-              <w:spacing w:after="120"/>
-              <w:ind w:firstLine="0"/>
-              <w:jc w:val="center"/>
-              <w:rPr>
-                <w:sz w:val="24"/>
-                <w:szCs w:val="24"/>
-              </w:rPr>
-            </w:pPr>
-            <w:r>
-              <w:rPr>
-                <w:sz w:val="24"/>
-                <w:szCs w:val="24"/>
-              </w:rPr>
-              <w:t>23/41 = 56%</w:t>
-            </w:r>
-          </w:p>
-        </w:tc>
-        <w:tc>
-          <w:tcPr>
-            <w:tcW w:w="814" w:type="pct"/>
-          </w:tcPr>
-          <w:p>
-            <w:pPr>
-              <w:spacing w:after="120"/>
-              <w:ind w:firstLine="0"/>
-              <w:jc w:val="center"/>
-              <w:rPr>
-                <w:sz w:val="24"/>
-                <w:szCs w:val="24"/>
-              </w:rPr>
-            </w:pPr>
-            <w:r>
-              <w:rPr>
-                <w:sz w:val="24"/>
-                <w:szCs w:val="24"/>
-              </w:rPr>
-              <w:t>38</w:t>
-            </w:r>
-          </w:p>
-        </w:tc>
-        <w:tc>
-          <w:tcPr>
-            <w:tcW w:w="935" w:type="pct"/>
-          </w:tcPr>
-          <w:p>
-            <w:pPr>
-              <w:spacing w:after="120"/>
-              <w:ind w:firstLine="0"/>
-              <w:jc w:val="center"/>
-              <w:rPr>
-                <w:sz w:val="24"/>
-                <w:szCs w:val="24"/>
-              </w:rPr>
-            </w:pPr>
-            <w:r>
-              <w:rPr>
-                <w:sz w:val="24"/>
-                <w:szCs w:val="24"/>
-              </w:rPr>
-              <w:t>26</w:t>
+            <w:tcW w:w="2499" w:type="pct"/>
+          </w:tcPr>
+          <w:p>
+            <w:pPr>
+              <w:ind w:firstLine="0"/>
+            </w:pPr>
+            <w:r>
+              <w:rPr>
+                <w:cs/>
+              </w:rPr>
+              <w:t>คำตอบยาวเกิน (</w:t>
+            </w:r>
+            <w:r>
+              <w:t xml:space="preserve">104.3 </w:t>
+            </w:r>
+            <w:r>
+              <w:rPr>
+                <w:cs/>
+              </w:rPr>
+              <w:t xml:space="preserve">วินาที) มีการหยุดคล้ายคำฟุ่มเฟือย (อ้าง </w:t>
+            </w:r>
+            <w:r>
+              <w:t>P3)</w:t>
+            </w:r>
+          </w:p>
+        </w:tc>
+        <w:tc>
+          <w:tcPr>
+            <w:tcW w:w="2501" w:type="pct"/>
+          </w:tcPr>
+          <w:p>
+            <w:pPr>
+              <w:ind w:firstLine="0"/>
+            </w:pPr>
+            <w:r>
+              <w:t xml:space="preserve">P3 </w:t>
+            </w:r>
+            <w:r>
+              <w:rPr>
+                <w:cs/>
+              </w:rPr>
+              <w:t xml:space="preserve">คือช่วงหยุด </w:t>
+            </w:r>
+            <w:r>
+              <w:t xml:space="preserve">25.4–31.9 </w:t>
+            </w:r>
+            <w:r>
+              <w:rPr>
+                <w:cs/>
+              </w:rPr>
+              <w:t>วินาที ไม่ใช่ความยาว และแอปไม่ได้วัดคำฟุ่มเฟือย</w:t>
             </w:r>
           </w:p>
         </w:tc>
@@ -6764,260 +9717,104 @@
       <w:tr>
         <w:tc>
           <w:tcPr>
-            <w:tcW w:w="1251" w:type="pct"/>
-          </w:tcPr>
-          <w:p>
-            <w:pPr>
-              <w:spacing w:after="120"/>
-              <w:ind w:firstLine="0"/>
-              <w:jc w:val="left"/>
-              <w:rPr>
-                <w:sz w:val="24"/>
-                <w:szCs w:val="24"/>
-              </w:rPr>
-            </w:pPr>
-            <w:r>
-              <w:rPr>
-                <w:sz w:val="24"/>
-                <w:szCs w:val="24"/>
-                <w:cs/>
-              </w:rPr>
-              <w:t xml:space="preserve">แม่แบบ </w:t>
-            </w:r>
-            <w:r>
-              <w:rPr>
-                <w:sz w:val="24"/>
-                <w:szCs w:val="24"/>
-              </w:rPr>
-              <w:t>v1</w:t>
-            </w:r>
-          </w:p>
-        </w:tc>
-        <w:tc>
-          <w:tcPr>
-            <w:tcW w:w="2000" w:type="pct"/>
-          </w:tcPr>
-          <w:p>
-            <w:pPr>
-              <w:spacing w:after="120"/>
-              <w:ind w:firstLine="0"/>
-              <w:jc w:val="center"/>
-              <w:rPr>
-                <w:sz w:val="24"/>
-                <w:szCs w:val="24"/>
-              </w:rPr>
-            </w:pPr>
-            <w:r>
-              <w:rPr>
-                <w:sz w:val="24"/>
-                <w:szCs w:val="24"/>
-              </w:rPr>
-              <w:t>20/41 = 49%</w:t>
-            </w:r>
-          </w:p>
-        </w:tc>
-        <w:tc>
-          <w:tcPr>
-            <w:tcW w:w="814" w:type="pct"/>
-          </w:tcPr>
-          <w:p>
-            <w:pPr>
-              <w:spacing w:after="120"/>
-              <w:ind w:firstLine="0"/>
-              <w:jc w:val="center"/>
-              <w:rPr>
-                <w:sz w:val="24"/>
-                <w:szCs w:val="24"/>
-              </w:rPr>
-            </w:pPr>
-            <w:r>
-              <w:rPr>
-                <w:sz w:val="24"/>
-                <w:szCs w:val="24"/>
-              </w:rPr>
-              <w:t>40</w:t>
-            </w:r>
-          </w:p>
-        </w:tc>
-        <w:tc>
-          <w:tcPr>
-            <w:tcW w:w="935" w:type="pct"/>
-          </w:tcPr>
-          <w:p>
-            <w:pPr>
-              <w:spacing w:after="120"/>
-              <w:ind w:firstLine="0"/>
-              <w:jc w:val="center"/>
-              <w:rPr>
-                <w:sz w:val="24"/>
-                <w:szCs w:val="24"/>
-              </w:rPr>
-            </w:pPr>
-            <w:r>
-              <w:rPr>
-                <w:sz w:val="24"/>
-                <w:szCs w:val="24"/>
-              </w:rPr>
-              <w:t>6</w:t>
-            </w:r>
-          </w:p>
-        </w:tc>
-      </w:tr>
-      <w:tr>
-        <w:tc>
-          <w:tcPr>
-            <w:tcW w:w="1251" w:type="pct"/>
-          </w:tcPr>
-          <w:p>
-            <w:pPr>
-              <w:spacing w:after="120"/>
-              <w:ind w:firstLine="0"/>
-              <w:jc w:val="left"/>
-              <w:rPr>
-                <w:sz w:val="24"/>
-                <w:szCs w:val="24"/>
-              </w:rPr>
-            </w:pPr>
-            <w:r>
-              <w:rPr>
-                <w:sz w:val="24"/>
-                <w:szCs w:val="24"/>
-                <w:cs/>
-              </w:rPr>
-              <w:t xml:space="preserve">แม่แบบ </w:t>
-            </w:r>
-            <w:r>
-              <w:rPr>
-                <w:sz w:val="24"/>
-                <w:szCs w:val="24"/>
-              </w:rPr>
-              <w:t>v2</w:t>
-            </w:r>
-          </w:p>
-        </w:tc>
-        <w:tc>
-          <w:tcPr>
-            <w:tcW w:w="2000" w:type="pct"/>
-          </w:tcPr>
-          <w:p>
-            <w:pPr>
-              <w:spacing w:after="120"/>
-              <w:ind w:firstLine="0"/>
-              <w:jc w:val="center"/>
-              <w:rPr>
-                <w:sz w:val="24"/>
-                <w:szCs w:val="24"/>
-              </w:rPr>
-            </w:pPr>
-            <w:r>
-              <w:rPr>
-                <w:sz w:val="24"/>
-                <w:szCs w:val="24"/>
-              </w:rPr>
-              <w:t>23/41 = 56%</w:t>
-            </w:r>
-          </w:p>
-        </w:tc>
-        <w:tc>
-          <w:tcPr>
-            <w:tcW w:w="814" w:type="pct"/>
-          </w:tcPr>
-          <w:p>
-            <w:pPr>
-              <w:spacing w:after="120"/>
-              <w:ind w:firstLine="0"/>
-              <w:jc w:val="center"/>
-              <w:rPr>
-                <w:sz w:val="24"/>
-                <w:szCs w:val="24"/>
-              </w:rPr>
-            </w:pPr>
-            <w:r>
-              <w:rPr>
-                <w:sz w:val="24"/>
-                <w:szCs w:val="24"/>
-              </w:rPr>
-              <w:t>46</w:t>
-            </w:r>
-          </w:p>
-        </w:tc>
-        <w:tc>
-          <w:tcPr>
-            <w:tcW w:w="935" w:type="pct"/>
-          </w:tcPr>
-          <w:p>
-            <w:pPr>
-              <w:spacing w:after="120"/>
-              <w:ind w:firstLine="0"/>
-              <w:jc w:val="center"/>
-              <w:rPr>
-                <w:sz w:val="24"/>
-                <w:szCs w:val="24"/>
-              </w:rPr>
-            </w:pPr>
-            <w:r>
-              <w:rPr>
-                <w:sz w:val="24"/>
-                <w:szCs w:val="24"/>
-              </w:rPr>
-              <w:t>0</w:t>
+            <w:tcW w:w="2499" w:type="pct"/>
+          </w:tcPr>
+          <w:p>
+            <w:pPr>
+              <w:ind w:firstLine="0"/>
+            </w:pPr>
+            <w:r>
+              <w:rPr>
+                <w:cs/>
+              </w:rPr>
+              <w:t xml:space="preserve">ช่วง </w:t>
+            </w:r>
+            <w:r>
+              <w:t xml:space="preserve">17.3–25.9 </w:t>
+            </w:r>
+            <w:r>
+              <w:rPr>
+                <w:cs/>
+              </w:rPr>
+              <w:t xml:space="preserve">วินาที ให้หันขวาเพื่อมองกล้อง (อ้าง </w:t>
+            </w:r>
+            <w:r>
+              <w:t>E13)</w:t>
+            </w:r>
+          </w:p>
+        </w:tc>
+        <w:tc>
+          <w:tcPr>
+            <w:tcW w:w="2501" w:type="pct"/>
+          </w:tcPr>
+          <w:p>
+            <w:pPr>
+              <w:ind w:firstLine="0"/>
+              <w:rPr>
+                <w:rFonts w:hint="cs"/>
+              </w:rPr>
+            </w:pPr>
+            <w:r>
+              <w:t xml:space="preserve">E13 </w:t>
+            </w:r>
+            <w:r>
+              <w:rPr>
+                <w:cs/>
+              </w:rPr>
+              <w:t>คือ “หันซ้าย” ไม่ใช่ “หันขวา”</w:t>
             </w:r>
           </w:p>
         </w:tc>
       </w:tr>
     </w:tbl>
     <w:p>
-      <w:r>
-        <w:rPr>
-          <w:cs/>
-        </w:rPr>
-        <w:t xml:space="preserve">ทั้งสองโค้ชพูดถึงปัญหาได้เท่ากัน แต่คำตอบของ </w:t>
-      </w:r>
-      <w:r>
+      <w:pPr>
+        <w:pStyle w:val="Heading1"/>
+        <w:spacing w:before="40" w:after="120"/>
+        <w:rPr>
+          <w:b w:val="0"/>
+          <w:bCs w:val="0"/>
+          <w:sz w:val="24"/>
+          <w:szCs w:val="24"/>
+        </w:rPr>
+      </w:pPr>
+      <w:r>
+        <w:rPr>
+          <w:b w:val="0"/>
+          <w:bCs w:val="0"/>
+          <w:sz w:val="24"/>
+          <w:szCs w:val="24"/>
+          <w:cs/>
+        </w:rPr>
+        <w:t xml:space="preserve">หมายเหตุ: คำแนะนำจากโค้ช </w:t>
+      </w:r>
+      <w:r>
+        <w:rPr>
+          <w:b w:val="0"/>
+          <w:bCs w:val="0"/>
+          <w:sz w:val="24"/>
+          <w:szCs w:val="24"/>
+        </w:rPr>
         <w:t xml:space="preserve">Typhoon </w:t>
       </w:r>
       <w:r>
         <w:rPr>
-          <w:cs/>
-        </w:rPr>
-        <w:t xml:space="preserve">ถูกตัดมากกว่า ส่วนใหญ่เป็นการอ้างเวลาที่ไม่มีในหลักฐาน ในคลิปควบคุมทั้งสองโค้ชให้ข้อควรแก้ </w:t>
-      </w:r>
-      <w:r>
-        <w:t xml:space="preserve">5 </w:t>
-      </w:r>
-      <w:r>
-        <w:rPr>
-          <w:cs/>
-        </w:rPr>
-        <w:t xml:space="preserve">ข้อเท่ากัน </w:t>
-      </w:r>
-      <w:r>
-        <w:lastRenderedPageBreak/>
-        <w:t xml:space="preserve">Typhoon </w:t>
-      </w:r>
-      <w:r>
-        <w:rPr>
-          <w:cs/>
-        </w:rPr>
-        <w:t xml:space="preserve">ใช้เวลาเฉลี่ย </w:t>
-      </w:r>
-      <w:r>
-        <w:t xml:space="preserve">333 </w:t>
-      </w:r>
-      <w:r>
-        <w:rPr>
-          <w:cs/>
-        </w:rPr>
-        <w:t>วินาทีต่อคลิป (</w:t>
-      </w:r>
-      <w:r>
-        <w:t xml:space="preserve">124–613 </w:t>
-      </w:r>
-      <w:r>
-        <w:rPr>
-          <w:cs/>
-        </w:rPr>
-        <w:t>วินาที)</w:t>
+          <w:b w:val="0"/>
+          <w:bCs w:val="0"/>
+          <w:sz w:val="24"/>
+          <w:szCs w:val="24"/>
+          <w:cs/>
+        </w:rPr>
+        <w:t xml:space="preserve">ตรวจด้วยตัวตรวจรุ่น </w:t>
+      </w:r>
+      <w:r>
+        <w:rPr>
+          <w:b w:val="0"/>
+          <w:bCs w:val="0"/>
+          <w:sz w:val="24"/>
+          <w:szCs w:val="24"/>
+        </w:rPr>
+        <w:t>v1</w:t>
       </w:r>
     </w:p>
     <w:p>
@@ -7099,6 +9896,70 @@
           <w:cs/>
         </w:rPr>
         <w:t>ในเครื่องเขียนคำแนะนำที่อ้างหลักฐาน และมีตัวตรวจตัดข้อที่อ้างไม่ได้</w:t>
+      </w:r>
+    </w:p>
+    <w:p>
+      <w:r>
+        <w:rPr>
+          <w:cs/>
+        </w:rPr>
+        <w:t xml:space="preserve">ที่ค่าจากภาพไม่ช่วยอาจมีสาเหตุร่วมกันหลายข้อ ประการแรก ค่าภาพมาจากคำตอบเพียงสองข้อต่อคนและผันแปรตามมุมกล้องและแสง ซึ่งเห็นได้ชัดใน </w:t>
+      </w:r>
+      <w:r>
+        <w:t xml:space="preserve">RQ2 </w:t>
+      </w:r>
+      <w:r>
+        <w:rPr>
+          <w:cs/>
+        </w:rPr>
+        <w:t xml:space="preserve">ที่การก้มหน้าถูกเตือนผิดบ่อย ประการที่สอง ค่าภาพมี </w:t>
+      </w:r>
+      <w:r>
+        <w:t xml:space="preserve">28 </w:t>
+      </w:r>
+      <w:r>
+        <w:rPr>
+          <w:cs/>
+        </w:rPr>
+        <w:t xml:space="preserve">ค่าและหลายค่าสัมพันธ์กันเอง เมื่อเทียบกับข้อมูลภาพเพียง </w:t>
+      </w:r>
+      <w:r>
+        <w:t xml:space="preserve">300 </w:t>
+      </w:r>
+      <w:r>
+        <w:rPr>
+          <w:cs/>
+        </w:rPr>
+        <w:t xml:space="preserve">คน ประการที่สาม นักสรรหาอาจให้น้ำหนักกับเนื้อหาและการพูดมากกว่าท่าทาง ผลนี้ต่างจาก </w:t>
+      </w:r>
+      <w:proofErr w:type="spellStart"/>
+      <w:r>
+        <w:t>RecruitView</w:t>
+      </w:r>
+      <w:proofErr w:type="spellEnd"/>
+      <w:r>
+        <w:t xml:space="preserve"> [3] </w:t>
+      </w:r>
+      <w:r>
+        <w:rPr>
+          <w:cs/>
+        </w:rPr>
+        <w:t>ที่</w:t>
+      </w:r>
+      <w:r>
+        <w:rPr>
+          <w:cs/>
+        </w:rPr>
+        <w:t>รายงานว่าภาพมีสัญญาณมากที่สุด ซึ่งอาจมาจากชุดข้อมูล วิธีให้คะแนน และตัวสกัดคุณลักษณะที่ต่างกัน จึงยังสรุปทั่วไปไม่ได้ แต่สำหรับงานนี้ การใช้สีหน้าและท่าทางมาให้คะแนนมีความเสี่ยงด้านความเป็นธรรม [</w:t>
+      </w:r>
+      <w:r>
+        <w:t xml:space="preserve">20] </w:t>
+      </w:r>
+      <w:r>
+        <w:rPr>
+          <w:cs/>
+        </w:rPr>
+        <w:t>โดยไม่ได้เพิ่มความแม่น จึงสนับสนุนการออกแบบที่ใช้ภาพเพียงชี้ช่วงเวลา และให้ผู้ใช้ปิดคำแนะนำด้านนี้ได้</w:t>
       </w:r>
     </w:p>
     <w:p>
@@ -7226,7 +10087,11 @@
       </w:r>
       <w:proofErr w:type="spellEnd"/>
       <w:r>
-        <w:t>: A Multimodal Dataset for Predicting Personality and Interview Performance for HR Applications. arXiv:2512.00450.</w:t>
+        <w:t xml:space="preserve">: A Multimodal Dataset for Predicting Personality </w:t>
+      </w:r>
+      <w:r>
+        <w:lastRenderedPageBreak/>
+        <w:t>and Interview Performance for HR Applications. arXiv:2512.00450.</w:t>
       </w:r>
     </w:p>
     <w:p>
@@ -7348,7 +10213,6 @@
         <w:jc w:val="left"/>
       </w:pPr>
       <w:r>
-        <w:lastRenderedPageBreak/>
         <w:t xml:space="preserve">[13] </w:t>
       </w:r>
       <w:proofErr w:type="spellStart"/>
@@ -7515,7 +10379,6 @@
         <w:ind w:firstLine="0"/>
         <w:jc w:val="left"/>
         <w:rPr>
-          <w:rFonts w:hint="cs"/>
           <w:sz w:val="24"/>
           <w:szCs w:val="24"/>
         </w:rPr>
@@ -7612,14 +10475,7 @@
           <w:rFonts w:hint="cs"/>
           <w:cs/>
         </w:rPr>
-        <w:t xml:space="preserve"> </w:t>
-      </w:r>
-      <w:r>
-        <w:rPr>
-          <w:rFonts w:hint="cs"/>
-          <w:cs/>
-        </w:rPr>
-        <w:t>นักศึกษาปริญญาตรี สาขาวิชา</w:t>
+        <w:t xml:space="preserve"> นักศึกษาปริญญาตรี สาขาวิชา</w:t>
       </w:r>
       <w:r>
         <w:rPr>
@@ -7643,7 +10499,6 @@
       <w:pPr>
         <w:pStyle w:val="FootnoteText"/>
         <w:rPr>
-          <w:rFonts w:hint="cs"/>
           <w:cs/>
         </w:rPr>
       </w:pPr>
@@ -8608,6 +11463,7 @@
       <w:numPr>
         <w:ilvl w:val="1"/>
       </w:numPr>
+      <w:ind w:firstLine="720"/>
     </w:pPr>
     <w:rPr>
       <w:rFonts w:eastAsiaTheme="majorEastAsia" w:cstheme="majorBidi"/>
